--- a/RTB/Piano di Progetto/Piano di Progetto.docx
+++ b/RTB/Piano di Progetto/Piano di Progetto.docx
@@ -1419,7 +1419,7 @@
               <w:rPr>
                 <w:rtl w:val="0"/>
               </w:rPr>
-              <w:t xml:space="preserve">Davide Sgrazzutti</w:t>
+              <w:t xml:space="preserve">Mircea Plamadeala</w:t>
             </w:r>
           </w:p>
         </w:tc>
@@ -6144,12 +6144,12 @@
           <wp:inline distB="114300" distT="114300" distL="114300" distR="114300">
             <wp:extent cx="5731200" cy="1968500"/>
             <wp:effectExtent b="0" l="0" r="0" t="0"/>
-            <wp:docPr id="27" name="image3.png"/>
+            <wp:docPr id="27" name="image5.png"/>
             <a:graphic>
               <a:graphicData uri="http://schemas.openxmlformats.org/drawingml/2006/picture">
                 <pic:pic>
                   <pic:nvPicPr>
-                    <pic:cNvPr id="0" name="image3.png"/>
+                    <pic:cNvPr id="0" name="image5.png"/>
                     <pic:cNvPicPr preferRelativeResize="0"/>
                   </pic:nvPicPr>
                   <pic:blipFill>
@@ -6284,12 +6284,12 @@
           <wp:inline distB="114300" distT="114300" distL="114300" distR="114300">
             <wp:extent cx="5731200" cy="1155700"/>
             <wp:effectExtent b="0" l="0" r="0" t="0"/>
-            <wp:docPr id="34" name="image5.png"/>
+            <wp:docPr id="34" name="image4.png"/>
             <a:graphic>
               <a:graphicData uri="http://schemas.openxmlformats.org/drawingml/2006/picture">
                 <pic:pic>
                   <pic:nvPicPr>
-                    <pic:cNvPr id="0" name="image5.png"/>
+                    <pic:cNvPr id="0" name="image4.png"/>
                     <pic:cNvPicPr preferRelativeResize="0"/>
                   </pic:nvPicPr>
                   <pic:blipFill>
@@ -6841,12 +6841,12 @@
           <wp:inline distB="114300" distT="114300" distL="114300" distR="114300">
             <wp:extent cx="5731200" cy="1943100"/>
             <wp:effectExtent b="0" l="0" r="0" t="0"/>
-            <wp:docPr id="30" name="image6.png"/>
+            <wp:docPr id="30" name="image10.png"/>
             <a:graphic>
               <a:graphicData uri="http://schemas.openxmlformats.org/drawingml/2006/picture">
                 <pic:pic>
                   <pic:nvPicPr>
-                    <pic:cNvPr id="0" name="image6.png"/>
+                    <pic:cNvPr id="0" name="image10.png"/>
                     <pic:cNvPicPr preferRelativeResize="0"/>
                   </pic:nvPicPr>
                   <pic:blipFill>
@@ -6894,12 +6894,12 @@
           <wp:inline distB="114300" distT="114300" distL="114300" distR="114300">
             <wp:extent cx="5731200" cy="4660900"/>
             <wp:effectExtent b="0" l="0" r="0" t="0"/>
-            <wp:docPr id="36" name="image10.png"/>
+            <wp:docPr id="36" name="image14.png"/>
             <a:graphic>
               <a:graphicData uri="http://schemas.openxmlformats.org/drawingml/2006/picture">
                 <pic:pic>
                   <pic:nvPicPr>
-                    <pic:cNvPr id="0" name="image10.png"/>
+                    <pic:cNvPr id="0" name="image14.png"/>
                     <pic:cNvPicPr preferRelativeResize="0"/>
                   </pic:nvPicPr>
                   <pic:blipFill>
@@ -6998,12 +6998,12 @@
           <wp:inline distB="114300" distT="114300" distL="114300" distR="114300">
             <wp:extent cx="5731200" cy="1828800"/>
             <wp:effectExtent b="0" l="0" r="0" t="0"/>
-            <wp:docPr id="33" name="image9.png"/>
+            <wp:docPr id="33" name="image11.png"/>
             <a:graphic>
               <a:graphicData uri="http://schemas.openxmlformats.org/drawingml/2006/picture">
                 <pic:pic>
                   <pic:nvPicPr>
-                    <pic:cNvPr id="0" name="image9.png"/>
+                    <pic:cNvPr id="0" name="image11.png"/>
                     <pic:cNvPicPr preferRelativeResize="0"/>
                   </pic:nvPicPr>
                   <pic:blipFill>
@@ -7053,12 +7053,12 @@
           <wp:inline distB="114300" distT="114300" distL="114300" distR="114300">
             <wp:extent cx="5731200" cy="4660900"/>
             <wp:effectExtent b="0" l="0" r="0" t="0"/>
-            <wp:docPr id="31" name="image11.png"/>
+            <wp:docPr id="31" name="image12.png"/>
             <a:graphic>
               <a:graphicData uri="http://schemas.openxmlformats.org/drawingml/2006/picture">
                 <pic:pic>
                   <pic:nvPicPr>
-                    <pic:cNvPr id="0" name="image11.png"/>
+                    <pic:cNvPr id="0" name="image12.png"/>
                     <pic:cNvPicPr preferRelativeResize="0"/>
                   </pic:nvPicPr>
                   <pic:blipFill>
@@ -7146,12 +7146,12 @@
           <wp:inline distB="114300" distT="114300" distL="114300" distR="114300">
             <wp:extent cx="5731200" cy="1841500"/>
             <wp:effectExtent b="0" l="0" r="0" t="0"/>
-            <wp:docPr id="28" name="image7.png"/>
+            <wp:docPr id="28" name="image9.png"/>
             <a:graphic>
               <a:graphicData uri="http://schemas.openxmlformats.org/drawingml/2006/picture">
                 <pic:pic>
                   <pic:nvPicPr>
-                    <pic:cNvPr id="0" name="image7.png"/>
+                    <pic:cNvPr id="0" name="image9.png"/>
                     <pic:cNvPicPr preferRelativeResize="0"/>
                   </pic:nvPicPr>
                   <pic:blipFill>
@@ -7198,12 +7198,12 @@
           <wp:inline distB="114300" distT="114300" distL="114300" distR="114300">
             <wp:extent cx="5731200" cy="4660900"/>
             <wp:effectExtent b="0" l="0" r="0" t="0"/>
-            <wp:docPr id="29" name="image14.png"/>
+            <wp:docPr id="29" name="image13.png"/>
             <a:graphic>
               <a:graphicData uri="http://schemas.openxmlformats.org/drawingml/2006/picture">
                 <pic:pic>
                   <pic:nvPicPr>
-                    <pic:cNvPr id="0" name="image14.png"/>
+                    <pic:cNvPr id="0" name="image13.png"/>
                     <pic:cNvPicPr preferRelativeResize="0"/>
                   </pic:nvPicPr>
                   <pic:blipFill>
@@ -8526,12 +8526,12 @@
               <wp:extent cx="7553325" cy="1090974"/>
               <wp:effectExtent b="0" l="0" r="0" t="0"/>
               <wp:wrapNone/>
-              <wp:docPr id="26" name="image13.png"/>
+              <wp:docPr id="26" name="image8.png"/>
               <a:graphic>
                 <a:graphicData uri="http://schemas.openxmlformats.org/drawingml/2006/picture">
                   <pic:pic>
                     <pic:nvPicPr>
-                      <pic:cNvPr id="0" name="image13.png"/>
+                      <pic:cNvPr id="0" name="image8.png"/>
                       <pic:cNvPicPr preferRelativeResize="0"/>
                     </pic:nvPicPr>
                     <pic:blipFill>
@@ -8629,12 +8629,12 @@
               <wp:extent cx="7553325" cy="1090974"/>
               <wp:effectExtent b="0" l="0" r="0" t="0"/>
               <wp:wrapNone/>
-              <wp:docPr id="24" name="image8.png"/>
+              <wp:docPr id="24" name="image6.png"/>
               <a:graphic>
                 <a:graphicData uri="http://schemas.openxmlformats.org/drawingml/2006/picture">
                   <pic:pic>
                     <pic:nvPicPr>
-                      <pic:cNvPr id="0" name="image8.png"/>
+                      <pic:cNvPr id="0" name="image6.png"/>
                       <pic:cNvPicPr preferRelativeResize="0"/>
                     </pic:nvPicPr>
                     <pic:blipFill>
@@ -8778,12 +8778,12 @@
               <wp:extent cx="7553325" cy="1034284"/>
               <wp:effectExtent b="0" l="0" r="0" t="0"/>
               <wp:wrapNone/>
-              <wp:docPr id="25" name="image12.png"/>
+              <wp:docPr id="25" name="image7.png"/>
               <a:graphic>
                 <a:graphicData uri="http://schemas.openxmlformats.org/drawingml/2006/picture">
                   <pic:pic>
                     <pic:nvPicPr>
-                      <pic:cNvPr id="0" name="image12.png"/>
+                      <pic:cNvPr id="0" name="image7.png"/>
                       <pic:cNvPicPr preferRelativeResize="0"/>
                     </pic:nvPicPr>
                     <pic:blipFill>
@@ -8881,12 +8881,12 @@
               <wp:extent cx="7553325" cy="1034284"/>
               <wp:effectExtent b="0" l="0" r="0" t="0"/>
               <wp:wrapNone/>
-              <wp:docPr id="23" name="image4.png"/>
+              <wp:docPr id="23" name="image3.png"/>
               <a:graphic>
                 <a:graphicData uri="http://schemas.openxmlformats.org/drawingml/2006/picture">
                   <pic:pic>
                     <pic:nvPicPr>
-                      <pic:cNvPr id="0" name="image4.png"/>
+                      <pic:cNvPr id="0" name="image3.png"/>
                       <pic:cNvPicPr preferRelativeResize="0"/>
                     </pic:nvPicPr>
                     <pic:blipFill>
@@ -10907,7 +10907,7 @@
 
 <file path=customXML/item1.xml><?xml version="1.0" encoding="utf-8"?>
 <go:gDocsCustomXmlDataStorage xmlns:go="http://customooxmlschemas.google.com/" xmlns:r="http://schemas.openxmlformats.org/officeDocument/2006/relationships">
-  <go:docsCustomData xmlns:go="http://customooxmlschemas.google.com/" roundtripDataSignature="AMtx7mg7WkuBClyBYxzzmSZXQsRCRLUEOw==">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</go:docsCustomData>
+  <go:docsCustomData xmlns:go="http://customooxmlschemas.google.com/" roundtripDataSignature="AMtx7mg7WkuBClyBYxzzmSZXQsRCRLUEOw==">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</go:docsCustomData>
 </go:gDocsCustomXmlDataStorage>
 </file>
 

--- a/RTB/Piano di Progetto/Piano di Progetto.docx
+++ b/RTB/Piano di Progetto/Piano di Progetto.docx
@@ -797,7 +797,7 @@
               <w:rPr>
                 <w:rtl w:val="0"/>
               </w:rPr>
-              <w:t xml:space="preserve">0.0.9</w:t>
+              <w:t xml:space="preserve">0.1.0</w:t>
             </w:r>
           </w:p>
         </w:tc>
@@ -819,7 +819,7 @@
               <w:rPr>
                 <w:rtl w:val="0"/>
               </w:rPr>
-              <w:t xml:space="preserve">15/12/2022</w:t>
+              <w:t xml:space="preserve">21/12/2022</w:t>
             </w:r>
           </w:p>
         </w:tc>
@@ -840,7 +840,7 @@
               <w:rPr>
                 <w:rtl w:val="0"/>
               </w:rPr>
-              <w:t xml:space="preserve">Marco Bernardi</w:t>
+              <w:t xml:space="preserve">Gabriel Rovesti</w:t>
             </w:r>
           </w:p>
         </w:tc>
@@ -875,7 +875,6 @@
           </w:tcPr>
           <w:p>
             <w:pPr>
-              <w:spacing w:after="0" w:line="240" w:lineRule="auto"/>
               <w:jc w:val="center"/>
               <w:rPr/>
             </w:pPr>
@@ -883,7 +882,7 @@
               <w:rPr>
                 <w:rtl w:val="0"/>
               </w:rPr>
-              <w:t xml:space="preserve">Scrittura sezione 6 e sottosezioni</w:t>
+              <w:t xml:space="preserve">Approvazione</w:t>
             </w:r>
           </w:p>
         </w:tc>
@@ -905,7 +904,6 @@
           </w:tcPr>
           <w:p>
             <w:pPr>
-              <w:spacing w:after="0" w:line="240" w:lineRule="auto"/>
               <w:jc w:val="center"/>
               <w:rPr/>
             </w:pPr>
@@ -913,7 +911,7 @@
               <w:rPr>
                 <w:rtl w:val="0"/>
               </w:rPr>
-              <w:t xml:space="preserve">0.0.8</w:t>
+              <w:t xml:space="preserve">0.0.9</w:t>
             </w:r>
           </w:p>
         </w:tc>
@@ -935,7 +933,7 @@
               <w:rPr>
                 <w:rtl w:val="0"/>
               </w:rPr>
-              <w:t xml:space="preserve">10/12/2022</w:t>
+              <w:t xml:space="preserve">18/12/2022</w:t>
             </w:r>
           </w:p>
         </w:tc>
@@ -956,6 +954,27 @@
               <w:rPr>
                 <w:rtl w:val="0"/>
               </w:rPr>
+              <w:t xml:space="preserve">Gabriel Rovesti</w:t>
+            </w:r>
+          </w:p>
+        </w:tc>
+        <w:tc>
+          <w:tcPr>
+            <w:tcBorders>
+              <w:left w:color="ad9d95" w:space="0" w:sz="4" w:val="single"/>
+              <w:right w:color="ad9d95" w:space="0" w:sz="4" w:val="single"/>
+            </w:tcBorders>
+            <w:vAlign w:val="center"/>
+          </w:tcPr>
+          <w:p>
+            <w:pPr>
+              <w:jc w:val="center"/>
+              <w:rPr/>
+            </w:pPr>
+            <w:r>
+              <w:rPr>
+                <w:rtl w:val="0"/>
+              </w:rPr>
               <w:t xml:space="preserve">Mircea Plamadeala</w:t>
             </w:r>
           </w:p>
@@ -977,29 +996,7 @@
               <w:rPr>
                 <w:rtl w:val="0"/>
               </w:rPr>
-              <w:t xml:space="preserve">Davide Sgrazzutti</w:t>
-            </w:r>
-          </w:p>
-        </w:tc>
-        <w:tc>
-          <w:tcPr>
-            <w:tcBorders>
-              <w:left w:color="ad9d95" w:space="0" w:sz="4" w:val="single"/>
-              <w:right w:color="ad9d95" w:space="0" w:sz="4" w:val="single"/>
-            </w:tcBorders>
-            <w:vAlign w:val="center"/>
-          </w:tcPr>
-          <w:p>
-            <w:pPr>
-              <w:spacing w:after="0" w:line="240" w:lineRule="auto"/>
-              <w:jc w:val="center"/>
-              <w:rPr/>
-            </w:pPr>
-            <w:r>
-              <w:rPr>
-                <w:rtl w:val="0"/>
-              </w:rPr>
-              <w:t xml:space="preserve">Aggiunta sezione 4 e relativi grafici</w:t>
+              <w:t xml:space="preserve">Scrittura sezione 6 e sottosezioni e fix minori</w:t>
             </w:r>
           </w:p>
         </w:tc>
@@ -1021,6 +1018,91 @@
           </w:tcPr>
           <w:p>
             <w:pPr>
+              <w:jc w:val="center"/>
+              <w:rPr/>
+            </w:pPr>
+            <w:r>
+              <w:rPr>
+                <w:rtl w:val="0"/>
+              </w:rPr>
+              <w:t xml:space="preserve">0.0.8</w:t>
+            </w:r>
+          </w:p>
+        </w:tc>
+        <w:tc>
+          <w:tcPr>
+            <w:tcBorders>
+              <w:left w:color="ad9d95" w:space="0" w:sz="4" w:val="single"/>
+              <w:bottom w:color="ad9d95" w:space="0" w:sz="4" w:val="single"/>
+              <w:right w:color="ad9d95" w:space="0" w:sz="4" w:val="single"/>
+            </w:tcBorders>
+            <w:vAlign w:val="center"/>
+          </w:tcPr>
+          <w:p>
+            <w:pPr>
+              <w:jc w:val="center"/>
+              <w:rPr/>
+            </w:pPr>
+            <w:r>
+              <w:rPr>
+                <w:rtl w:val="0"/>
+              </w:rPr>
+              <w:t xml:space="preserve">15/12/2022</w:t>
+            </w:r>
+          </w:p>
+        </w:tc>
+        <w:tc>
+          <w:tcPr>
+            <w:tcBorders>
+              <w:left w:color="ad9d95" w:space="0" w:sz="4" w:val="single"/>
+              <w:right w:color="ad9d95" w:space="0" w:sz="4" w:val="single"/>
+            </w:tcBorders>
+            <w:vAlign w:val="center"/>
+          </w:tcPr>
+          <w:p>
+            <w:pPr>
+              <w:jc w:val="center"/>
+              <w:rPr/>
+            </w:pPr>
+            <w:r>
+              <w:rPr>
+                <w:rtl w:val="0"/>
+              </w:rPr>
+              <w:t xml:space="preserve">Marco Bernardi</w:t>
+            </w:r>
+          </w:p>
+        </w:tc>
+        <w:tc>
+          <w:tcPr>
+            <w:tcBorders>
+              <w:left w:color="ad9d95" w:space="0" w:sz="4" w:val="single"/>
+              <w:right w:color="ad9d95" w:space="0" w:sz="4" w:val="single"/>
+            </w:tcBorders>
+            <w:vAlign w:val="center"/>
+          </w:tcPr>
+          <w:p>
+            <w:pPr>
+              <w:jc w:val="center"/>
+              <w:rPr/>
+            </w:pPr>
+            <w:r>
+              <w:rPr>
+                <w:rtl w:val="0"/>
+              </w:rPr>
+              <w:t xml:space="preserve">Mircea Plamadeala</w:t>
+            </w:r>
+          </w:p>
+        </w:tc>
+        <w:tc>
+          <w:tcPr>
+            <w:tcBorders>
+              <w:left w:color="ad9d95" w:space="0" w:sz="4" w:val="single"/>
+              <w:right w:color="ad9d95" w:space="0" w:sz="4" w:val="single"/>
+            </w:tcBorders>
+            <w:vAlign w:val="center"/>
+          </w:tcPr>
+          <w:p>
+            <w:pPr>
               <w:spacing w:after="0" w:line="240" w:lineRule="auto"/>
               <w:jc w:val="center"/>
               <w:rPr/>
@@ -1029,93 +1111,7 @@
               <w:rPr>
                 <w:rtl w:val="0"/>
               </w:rPr>
-              <w:t xml:space="preserve">0.0.7</w:t>
-            </w:r>
-          </w:p>
-        </w:tc>
-        <w:tc>
-          <w:tcPr>
-            <w:tcBorders>
-              <w:left w:color="ad9d95" w:space="0" w:sz="4" w:val="single"/>
-              <w:bottom w:color="ad9d95" w:space="0" w:sz="4" w:val="single"/>
-              <w:right w:color="ad9d95" w:space="0" w:sz="4" w:val="single"/>
-            </w:tcBorders>
-            <w:vAlign w:val="center"/>
-          </w:tcPr>
-          <w:p>
-            <w:pPr>
-              <w:jc w:val="center"/>
-              <w:rPr/>
-            </w:pPr>
-            <w:r>
-              <w:rPr>
-                <w:rtl w:val="0"/>
-              </w:rPr>
-              <w:t xml:space="preserve">06/12/2022</w:t>
-            </w:r>
-          </w:p>
-        </w:tc>
-        <w:tc>
-          <w:tcPr>
-            <w:tcBorders>
-              <w:left w:color="ad9d95" w:space="0" w:sz="4" w:val="single"/>
-              <w:right w:color="ad9d95" w:space="0" w:sz="4" w:val="single"/>
-            </w:tcBorders>
-            <w:vAlign w:val="center"/>
-          </w:tcPr>
-          <w:p>
-            <w:pPr>
-              <w:jc w:val="center"/>
-              <w:rPr/>
-            </w:pPr>
-            <w:r>
-              <w:rPr>
-                <w:rtl w:val="0"/>
-              </w:rPr>
-              <w:t xml:space="preserve">Marco Bernardi</w:t>
-            </w:r>
-          </w:p>
-        </w:tc>
-        <w:tc>
-          <w:tcPr>
-            <w:tcBorders>
-              <w:left w:color="ad9d95" w:space="0" w:sz="4" w:val="single"/>
-              <w:right w:color="ad9d95" w:space="0" w:sz="4" w:val="single"/>
-            </w:tcBorders>
-            <w:vAlign w:val="center"/>
-          </w:tcPr>
-          <w:p>
-            <w:pPr>
-              <w:jc w:val="center"/>
-              <w:rPr/>
-            </w:pPr>
-            <w:r>
-              <w:rPr>
-                <w:rtl w:val="0"/>
-              </w:rPr>
-              <w:t xml:space="preserve">Davide Sgrazzutti</w:t>
-            </w:r>
-          </w:p>
-        </w:tc>
-        <w:tc>
-          <w:tcPr>
-            <w:tcBorders>
-              <w:left w:color="ad9d95" w:space="0" w:sz="4" w:val="single"/>
-              <w:right w:color="ad9d95" w:space="0" w:sz="4" w:val="single"/>
-            </w:tcBorders>
-            <w:vAlign w:val="center"/>
-          </w:tcPr>
-          <w:p>
-            <w:pPr>
-              <w:spacing w:after="0" w:line="240" w:lineRule="auto"/>
-              <w:jc w:val="center"/>
-              <w:rPr/>
-            </w:pPr>
-            <w:r>
-              <w:rPr>
-                <w:rtl w:val="0"/>
-              </w:rPr>
-              <w:t xml:space="preserve">Completamento parte 3</w:t>
+              <w:t xml:space="preserve">Definizione sezione 5 e fix minori</w:t>
             </w:r>
           </w:p>
         </w:tc>
@@ -1145,6 +1141,238 @@
               <w:rPr>
                 <w:rtl w:val="0"/>
               </w:rPr>
+              <w:t xml:space="preserve">0.0.7</w:t>
+            </w:r>
+          </w:p>
+        </w:tc>
+        <w:tc>
+          <w:tcPr>
+            <w:tcBorders>
+              <w:left w:color="ad9d95" w:space="0" w:sz="4" w:val="single"/>
+              <w:bottom w:color="ad9d95" w:space="0" w:sz="4" w:val="single"/>
+              <w:right w:color="ad9d95" w:space="0" w:sz="4" w:val="single"/>
+            </w:tcBorders>
+            <w:vAlign w:val="center"/>
+          </w:tcPr>
+          <w:p>
+            <w:pPr>
+              <w:jc w:val="center"/>
+              <w:rPr/>
+            </w:pPr>
+            <w:r>
+              <w:rPr>
+                <w:rtl w:val="0"/>
+              </w:rPr>
+              <w:t xml:space="preserve">10/12/2022</w:t>
+            </w:r>
+          </w:p>
+        </w:tc>
+        <w:tc>
+          <w:tcPr>
+            <w:tcBorders>
+              <w:left w:color="ad9d95" w:space="0" w:sz="4" w:val="single"/>
+              <w:right w:color="ad9d95" w:space="0" w:sz="4" w:val="single"/>
+            </w:tcBorders>
+            <w:vAlign w:val="center"/>
+          </w:tcPr>
+          <w:p>
+            <w:pPr>
+              <w:jc w:val="center"/>
+              <w:rPr/>
+            </w:pPr>
+            <w:r>
+              <w:rPr>
+                <w:rtl w:val="0"/>
+              </w:rPr>
+              <w:t xml:space="preserve">Mircea Plamadeala</w:t>
+            </w:r>
+          </w:p>
+        </w:tc>
+        <w:tc>
+          <w:tcPr>
+            <w:tcBorders>
+              <w:left w:color="ad9d95" w:space="0" w:sz="4" w:val="single"/>
+              <w:right w:color="ad9d95" w:space="0" w:sz="4" w:val="single"/>
+            </w:tcBorders>
+            <w:vAlign w:val="center"/>
+          </w:tcPr>
+          <w:p>
+            <w:pPr>
+              <w:jc w:val="center"/>
+              <w:rPr/>
+            </w:pPr>
+            <w:r>
+              <w:rPr>
+                <w:rtl w:val="0"/>
+              </w:rPr>
+              <w:t xml:space="preserve">Davide Sgrazzutti</w:t>
+            </w:r>
+          </w:p>
+        </w:tc>
+        <w:tc>
+          <w:tcPr>
+            <w:tcBorders>
+              <w:left w:color="ad9d95" w:space="0" w:sz="4" w:val="single"/>
+              <w:right w:color="ad9d95" w:space="0" w:sz="4" w:val="single"/>
+            </w:tcBorders>
+            <w:vAlign w:val="center"/>
+          </w:tcPr>
+          <w:p>
+            <w:pPr>
+              <w:spacing w:after="0" w:line="240" w:lineRule="auto"/>
+              <w:jc w:val="center"/>
+              <w:rPr/>
+            </w:pPr>
+            <w:r>
+              <w:rPr>
+                <w:rtl w:val="0"/>
+              </w:rPr>
+              <w:t xml:space="preserve">Aggiunta sezione 4 e relativi grafici</w:t>
+            </w:r>
+          </w:p>
+        </w:tc>
+      </w:tr>
+      <w:tr>
+        <w:trPr>
+          <w:cantSplit w:val="0"/>
+          <w:trHeight w:val="790.6640625" w:hRule="atLeast"/>
+          <w:tblHeader w:val="0"/>
+        </w:trPr>
+        <w:tc>
+          <w:tcPr>
+            <w:tcBorders>
+              <w:left w:color="ad9d95" w:space="0" w:sz="4" w:val="single"/>
+              <w:bottom w:color="ad9d95" w:space="0" w:sz="4" w:val="single"/>
+              <w:right w:color="ad9d95" w:space="0" w:sz="4" w:val="single"/>
+            </w:tcBorders>
+            <w:vAlign w:val="center"/>
+          </w:tcPr>
+          <w:p>
+            <w:pPr>
+              <w:spacing w:after="0" w:line="240" w:lineRule="auto"/>
+              <w:jc w:val="center"/>
+              <w:rPr/>
+            </w:pPr>
+            <w:r>
+              <w:rPr>
+                <w:rtl w:val="0"/>
+              </w:rPr>
+              <w:t xml:space="preserve">0.0.6</w:t>
+            </w:r>
+          </w:p>
+        </w:tc>
+        <w:tc>
+          <w:tcPr>
+            <w:tcBorders>
+              <w:left w:color="ad9d95" w:space="0" w:sz="4" w:val="single"/>
+              <w:bottom w:color="ad9d95" w:space="0" w:sz="4" w:val="single"/>
+              <w:right w:color="ad9d95" w:space="0" w:sz="4" w:val="single"/>
+            </w:tcBorders>
+            <w:vAlign w:val="center"/>
+          </w:tcPr>
+          <w:p>
+            <w:pPr>
+              <w:jc w:val="center"/>
+              <w:rPr/>
+            </w:pPr>
+            <w:r>
+              <w:rPr>
+                <w:rtl w:val="0"/>
+              </w:rPr>
+              <w:t xml:space="preserve">06/12/2022</w:t>
+            </w:r>
+          </w:p>
+        </w:tc>
+        <w:tc>
+          <w:tcPr>
+            <w:tcBorders>
+              <w:left w:color="ad9d95" w:space="0" w:sz="4" w:val="single"/>
+              <w:right w:color="ad9d95" w:space="0" w:sz="4" w:val="single"/>
+            </w:tcBorders>
+            <w:vAlign w:val="center"/>
+          </w:tcPr>
+          <w:p>
+            <w:pPr>
+              <w:jc w:val="center"/>
+              <w:rPr/>
+            </w:pPr>
+            <w:r>
+              <w:rPr>
+                <w:rtl w:val="0"/>
+              </w:rPr>
+              <w:t xml:space="preserve">Gabriel Rovesti</w:t>
+            </w:r>
+          </w:p>
+        </w:tc>
+        <w:tc>
+          <w:tcPr>
+            <w:tcBorders>
+              <w:left w:color="ad9d95" w:space="0" w:sz="4" w:val="single"/>
+              <w:right w:color="ad9d95" w:space="0" w:sz="4" w:val="single"/>
+            </w:tcBorders>
+            <w:vAlign w:val="center"/>
+          </w:tcPr>
+          <w:p>
+            <w:pPr>
+              <w:jc w:val="center"/>
+              <w:rPr/>
+            </w:pPr>
+            <w:r>
+              <w:rPr>
+                <w:rtl w:val="0"/>
+              </w:rPr>
+              <w:t xml:space="preserve">Davide Sgrazzutti</w:t>
+            </w:r>
+          </w:p>
+        </w:tc>
+        <w:tc>
+          <w:tcPr>
+            <w:tcBorders>
+              <w:left w:color="ad9d95" w:space="0" w:sz="4" w:val="single"/>
+              <w:right w:color="ad9d95" w:space="0" w:sz="4" w:val="single"/>
+            </w:tcBorders>
+            <w:vAlign w:val="center"/>
+          </w:tcPr>
+          <w:p>
+            <w:pPr>
+              <w:spacing w:after="0" w:line="240" w:lineRule="auto"/>
+              <w:jc w:val="center"/>
+              <w:rPr/>
+            </w:pPr>
+            <w:r>
+              <w:rPr>
+                <w:rtl w:val="0"/>
+              </w:rPr>
+              <w:t xml:space="preserve">Completamento parte 3</w:t>
+            </w:r>
+          </w:p>
+        </w:tc>
+      </w:tr>
+      <w:tr>
+        <w:trPr>
+          <w:cantSplit w:val="0"/>
+          <w:trHeight w:val="790.6640625" w:hRule="atLeast"/>
+          <w:tblHeader w:val="0"/>
+        </w:trPr>
+        <w:tc>
+          <w:tcPr>
+            <w:tcBorders>
+              <w:left w:color="ad9d95" w:space="0" w:sz="4" w:val="single"/>
+              <w:bottom w:color="ad9d95" w:space="0" w:sz="4" w:val="single"/>
+              <w:right w:color="ad9d95" w:space="0" w:sz="4" w:val="single"/>
+            </w:tcBorders>
+            <w:vAlign w:val="center"/>
+          </w:tcPr>
+          <w:p>
+            <w:pPr>
+              <w:spacing w:after="0" w:line="240" w:lineRule="auto"/>
+              <w:jc w:val="center"/>
+              <w:rPr/>
+            </w:pPr>
+            <w:r>
+              <w:rPr>
+                <w:rtl w:val="0"/>
+              </w:rPr>
               <w:t xml:space="preserve">0.0.5</w:t>
             </w:r>
           </w:p>
@@ -1580,20 +1808,7 @@
               <w:rPr>
                 <w:rtl w:val="0"/>
               </w:rPr>
-              <w:t xml:space="preserve">Ampliato parte 1 fino a 1.3</w:t>
-            </w:r>
-          </w:p>
-          <w:p>
-            <w:pPr>
-              <w:spacing w:after="0" w:line="240" w:lineRule="auto"/>
-              <w:jc w:val="center"/>
-              <w:rPr/>
-            </w:pPr>
-            <w:r>
-              <w:rPr>
-                <w:rtl w:val="0"/>
-              </w:rPr>
-              <w:t xml:space="preserve">Ampliato parte 2 fino a 2.2i</w:t>
+              <w:t xml:space="preserve">Ampliamento sezione 1 fino a 1.3, ampliamento parte 2 fino a 2.2</w:t>
             </w:r>
           </w:p>
         </w:tc>
@@ -1829,43 +2044,1256 @@
     </w:p>
     <w:p>
       <w:pPr>
-        <w:spacing w:line="240" w:lineRule="auto"/>
-        <w:rPr>
-          <w:sz w:val="32"/>
-          <w:szCs w:val="32"/>
-        </w:rPr>
-      </w:pPr>
-      <w:r>
-        <w:rPr>
-          <w:rtl w:val="0"/>
-        </w:rPr>
-      </w:r>
-    </w:p>
-    <w:p>
-      <w:pPr>
-        <w:spacing w:line="240" w:lineRule="auto"/>
-        <w:rPr>
-          <w:sz w:val="32"/>
-          <w:szCs w:val="32"/>
-        </w:rPr>
-      </w:pPr>
-      <w:r>
-        <w:rPr>
-          <w:rtl w:val="0"/>
-        </w:rPr>
-      </w:r>
-    </w:p>
-    <w:p>
-      <w:pPr>
         <w:pStyle w:val="Heading1"/>
         <w:spacing w:after="0" w:line="240" w:lineRule="auto"/>
         <w:ind w:left="0" w:firstLine="0"/>
-        <w:rPr>
-          <w:vertAlign w:val="baseline"/>
-        </w:rPr>
+        <w:rPr/>
       </w:pPr>
       <w:bookmarkStart w:colFirst="0" w:colLast="0" w:name="_heading=h.u8cwgb7yekwm" w:id="1"/>
       <w:bookmarkEnd w:id="1"/>
+      <w:r>
+        <w:rPr>
+          <w:rtl w:val="0"/>
+        </w:rPr>
+        <w:t xml:space="preserve">Sommario</w:t>
+      </w:r>
+    </w:p>
+    <w:sdt>
+      <w:sdtPr>
+        <w:docPartObj>
+          <w:docPartGallery w:val="Table of Contents"/>
+          <w:docPartUnique w:val="1"/>
+        </w:docPartObj>
+      </w:sdtPr>
+      <w:sdtContent>
+        <w:p>
+          <w:pPr>
+            <w:tabs>
+              <w:tab w:val="right" w:pos="9025.511811023624"/>
+            </w:tabs>
+            <w:spacing w:before="80" w:line="240" w:lineRule="auto"/>
+            <w:ind w:left="0" w:firstLine="0"/>
+            <w:rPr/>
+          </w:pPr>
+          <w:r>
+            <w:fldChar w:fldCharType="begin"/>
+            <w:instrText xml:space="preserve"> TOC \h \u \z </w:instrText>
+            <w:fldChar w:fldCharType="separate"/>
+          </w:r>
+          <w:hyperlink w:anchor="_heading=h.3uz44iivvyi">
+            <w:r>
+              <w:rPr>
+                <w:b w:val="1"/>
+                <w:rtl w:val="0"/>
+              </w:rPr>
+              <w:t xml:space="preserve">1 Introduzione e scopo del documento</w:t>
+            </w:r>
+          </w:hyperlink>
+          <w:r>
+            <w:rPr>
+              <w:b w:val="1"/>
+              <w:rtl w:val="0"/>
+            </w:rPr>
+            <w:tab/>
+          </w:r>
+          <w:r>
+            <w:fldChar w:fldCharType="begin"/>
+            <w:instrText xml:space="preserve"> PAGEREF _heading=h.3uz44iivvyi \h </w:instrText>
+            <w:fldChar w:fldCharType="separate"/>
+          </w:r>
+          <w:r>
+            <w:rPr>
+              <w:b w:val="1"/>
+              <w:rtl w:val="0"/>
+            </w:rPr>
+            <w:t xml:space="preserve">3</w:t>
+          </w:r>
+          <w:r>
+            <w:fldChar w:fldCharType="end"/>
+          </w:r>
+          <w:r>
+            <w:rPr>
+              <w:rtl w:val="0"/>
+            </w:rPr>
+          </w:r>
+        </w:p>
+        <w:p>
+          <w:pPr>
+            <w:tabs>
+              <w:tab w:val="right" w:pos="9025.511811023624"/>
+            </w:tabs>
+            <w:spacing w:before="60" w:line="240" w:lineRule="auto"/>
+            <w:ind w:left="360" w:firstLine="0"/>
+            <w:rPr/>
+          </w:pPr>
+          <w:hyperlink w:anchor="_heading=h.sem6jqk2ytiz">
+            <w:r>
+              <w:rPr>
+                <w:rtl w:val="0"/>
+              </w:rPr>
+              <w:t xml:space="preserve">1.1 Scopo del prodotto</w:t>
+            </w:r>
+          </w:hyperlink>
+          <w:r>
+            <w:rPr>
+              <w:rtl w:val="0"/>
+            </w:rPr>
+            <w:tab/>
+          </w:r>
+          <w:r>
+            <w:fldChar w:fldCharType="begin"/>
+            <w:instrText xml:space="preserve"> PAGEREF _heading=h.sem6jqk2ytiz \h </w:instrText>
+            <w:fldChar w:fldCharType="separate"/>
+          </w:r>
+          <w:r>
+            <w:rPr>
+              <w:rtl w:val="0"/>
+            </w:rPr>
+            <w:t xml:space="preserve">3</w:t>
+          </w:r>
+          <w:r>
+            <w:fldChar w:fldCharType="end"/>
+          </w:r>
+          <w:r>
+            <w:rPr>
+              <w:rtl w:val="0"/>
+            </w:rPr>
+          </w:r>
+        </w:p>
+        <w:p>
+          <w:pPr>
+            <w:tabs>
+              <w:tab w:val="right" w:pos="9025.511811023624"/>
+            </w:tabs>
+            <w:spacing w:before="60" w:line="240" w:lineRule="auto"/>
+            <w:ind w:left="360" w:firstLine="0"/>
+            <w:rPr/>
+          </w:pPr>
+          <w:hyperlink w:anchor="_heading=h.1z005qxycpim">
+            <w:r>
+              <w:rPr>
+                <w:rtl w:val="0"/>
+              </w:rPr>
+              <w:t xml:space="preserve">1.2 Glossario </w:t>
+            </w:r>
+          </w:hyperlink>
+          <w:r>
+            <w:rPr>
+              <w:rtl w:val="0"/>
+            </w:rPr>
+            <w:tab/>
+          </w:r>
+          <w:r>
+            <w:fldChar w:fldCharType="begin"/>
+            <w:instrText xml:space="preserve"> PAGEREF _heading=h.1z005qxycpim \h </w:instrText>
+            <w:fldChar w:fldCharType="separate"/>
+          </w:r>
+          <w:r>
+            <w:rPr>
+              <w:rtl w:val="0"/>
+            </w:rPr>
+            <w:t xml:space="preserve">3</w:t>
+          </w:r>
+          <w:r>
+            <w:fldChar w:fldCharType="end"/>
+          </w:r>
+          <w:r>
+            <w:rPr>
+              <w:rtl w:val="0"/>
+            </w:rPr>
+          </w:r>
+        </w:p>
+        <w:p>
+          <w:pPr>
+            <w:tabs>
+              <w:tab w:val="right" w:pos="9025.511811023624"/>
+            </w:tabs>
+            <w:spacing w:before="60" w:line="240" w:lineRule="auto"/>
+            <w:ind w:left="360" w:firstLine="0"/>
+            <w:rPr/>
+          </w:pPr>
+          <w:hyperlink w:anchor="_heading=h.fnvyu9s6i1ai">
+            <w:r>
+              <w:rPr>
+                <w:rtl w:val="0"/>
+              </w:rPr>
+              <w:t xml:space="preserve">1.3 Riferimenti </w:t>
+            </w:r>
+          </w:hyperlink>
+          <w:r>
+            <w:rPr>
+              <w:rtl w:val="0"/>
+            </w:rPr>
+            <w:tab/>
+          </w:r>
+          <w:r>
+            <w:fldChar w:fldCharType="begin"/>
+            <w:instrText xml:space="preserve"> PAGEREF _heading=h.fnvyu9s6i1ai \h </w:instrText>
+            <w:fldChar w:fldCharType="separate"/>
+          </w:r>
+          <w:r>
+            <w:rPr>
+              <w:rtl w:val="0"/>
+            </w:rPr>
+            <w:t xml:space="preserve">4</w:t>
+          </w:r>
+          <w:r>
+            <w:fldChar w:fldCharType="end"/>
+          </w:r>
+          <w:r>
+            <w:rPr>
+              <w:rtl w:val="0"/>
+            </w:rPr>
+          </w:r>
+        </w:p>
+        <w:p>
+          <w:pPr>
+            <w:tabs>
+              <w:tab w:val="right" w:pos="9025.511811023624"/>
+            </w:tabs>
+            <w:spacing w:before="60" w:line="240" w:lineRule="auto"/>
+            <w:ind w:left="720" w:firstLine="0"/>
+            <w:rPr/>
+          </w:pPr>
+          <w:hyperlink w:anchor="_heading=h.sf27niul9d3q">
+            <w:r>
+              <w:rPr>
+                <w:rtl w:val="0"/>
+              </w:rPr>
+              <w:t xml:space="preserve">1.3.1 Riferimenti normativi</w:t>
+            </w:r>
+          </w:hyperlink>
+          <w:r>
+            <w:rPr>
+              <w:rtl w:val="0"/>
+            </w:rPr>
+            <w:tab/>
+          </w:r>
+          <w:r>
+            <w:fldChar w:fldCharType="begin"/>
+            <w:instrText xml:space="preserve"> PAGEREF _heading=h.sf27niul9d3q \h </w:instrText>
+            <w:fldChar w:fldCharType="separate"/>
+          </w:r>
+          <w:r>
+            <w:rPr>
+              <w:rtl w:val="0"/>
+            </w:rPr>
+            <w:t xml:space="preserve">4</w:t>
+          </w:r>
+          <w:r>
+            <w:fldChar w:fldCharType="end"/>
+          </w:r>
+          <w:r>
+            <w:rPr>
+              <w:rtl w:val="0"/>
+            </w:rPr>
+          </w:r>
+        </w:p>
+        <w:p>
+          <w:pPr>
+            <w:tabs>
+              <w:tab w:val="right" w:pos="9025.511811023624"/>
+            </w:tabs>
+            <w:spacing w:before="60" w:line="240" w:lineRule="auto"/>
+            <w:ind w:left="720" w:firstLine="0"/>
+            <w:rPr/>
+          </w:pPr>
+          <w:hyperlink w:anchor="_heading=h.zckbgnxocrcg">
+            <w:r>
+              <w:rPr>
+                <w:rtl w:val="0"/>
+              </w:rPr>
+              <w:t xml:space="preserve">1.3.2 Riferimenti informativi</w:t>
+            </w:r>
+          </w:hyperlink>
+          <w:r>
+            <w:rPr>
+              <w:rtl w:val="0"/>
+            </w:rPr>
+            <w:tab/>
+          </w:r>
+          <w:r>
+            <w:fldChar w:fldCharType="begin"/>
+            <w:instrText xml:space="preserve"> PAGEREF _heading=h.zckbgnxocrcg \h </w:instrText>
+            <w:fldChar w:fldCharType="separate"/>
+          </w:r>
+          <w:r>
+            <w:rPr>
+              <w:rtl w:val="0"/>
+            </w:rPr>
+            <w:t xml:space="preserve">4</w:t>
+          </w:r>
+          <w:r>
+            <w:fldChar w:fldCharType="end"/>
+          </w:r>
+          <w:r>
+            <w:rPr>
+              <w:rtl w:val="0"/>
+            </w:rPr>
+          </w:r>
+        </w:p>
+        <w:p>
+          <w:pPr>
+            <w:tabs>
+              <w:tab w:val="right" w:pos="9025.511811023624"/>
+            </w:tabs>
+            <w:spacing w:before="200" w:line="240" w:lineRule="auto"/>
+            <w:ind w:left="0" w:firstLine="0"/>
+            <w:rPr/>
+          </w:pPr>
+          <w:hyperlink w:anchor="_heading=h.mw3wwvpg49e2">
+            <w:r>
+              <w:rPr>
+                <w:b w:val="1"/>
+                <w:rtl w:val="0"/>
+              </w:rPr>
+              <w:t xml:space="preserve">2 Analisi dei rischi</w:t>
+            </w:r>
+          </w:hyperlink>
+          <w:r>
+            <w:rPr>
+              <w:b w:val="1"/>
+              <w:rtl w:val="0"/>
+            </w:rPr>
+            <w:tab/>
+          </w:r>
+          <w:r>
+            <w:fldChar w:fldCharType="begin"/>
+            <w:instrText xml:space="preserve"> PAGEREF _heading=h.mw3wwvpg49e2 \h </w:instrText>
+            <w:fldChar w:fldCharType="separate"/>
+          </w:r>
+          <w:r>
+            <w:rPr>
+              <w:b w:val="1"/>
+              <w:rtl w:val="0"/>
+            </w:rPr>
+            <w:t xml:space="preserve">5</w:t>
+          </w:r>
+          <w:r>
+            <w:fldChar w:fldCharType="end"/>
+          </w:r>
+          <w:r>
+            <w:rPr>
+              <w:rtl w:val="0"/>
+            </w:rPr>
+          </w:r>
+        </w:p>
+        <w:p>
+          <w:pPr>
+            <w:tabs>
+              <w:tab w:val="right" w:pos="9025.511811023624"/>
+            </w:tabs>
+            <w:spacing w:before="60" w:line="240" w:lineRule="auto"/>
+            <w:ind w:left="360" w:firstLine="0"/>
+            <w:rPr/>
+          </w:pPr>
+          <w:hyperlink w:anchor="_heading=h.v44llnqmiv1c">
+            <w:r>
+              <w:rPr>
+                <w:rtl w:val="0"/>
+              </w:rPr>
+              <w:t xml:space="preserve">2.1 Rischi organizzativi e personali</w:t>
+            </w:r>
+          </w:hyperlink>
+          <w:r>
+            <w:rPr>
+              <w:rtl w:val="0"/>
+            </w:rPr>
+            <w:tab/>
+          </w:r>
+          <w:r>
+            <w:fldChar w:fldCharType="begin"/>
+            <w:instrText xml:space="preserve"> PAGEREF _heading=h.v44llnqmiv1c \h </w:instrText>
+            <w:fldChar w:fldCharType="separate"/>
+          </w:r>
+          <w:r>
+            <w:rPr>
+              <w:rtl w:val="0"/>
+            </w:rPr>
+            <w:t xml:space="preserve">5</w:t>
+          </w:r>
+          <w:r>
+            <w:fldChar w:fldCharType="end"/>
+          </w:r>
+          <w:r>
+            <w:rPr>
+              <w:rtl w:val="0"/>
+            </w:rPr>
+          </w:r>
+        </w:p>
+        <w:p>
+          <w:pPr>
+            <w:tabs>
+              <w:tab w:val="right" w:pos="9025.511811023624"/>
+            </w:tabs>
+            <w:spacing w:before="60" w:line="240" w:lineRule="auto"/>
+            <w:ind w:left="360" w:firstLine="0"/>
+            <w:rPr/>
+          </w:pPr>
+          <w:hyperlink w:anchor="_heading=h.32912wya2mn9">
+            <w:r>
+              <w:rPr>
+                <w:rtl w:val="0"/>
+              </w:rPr>
+              <w:t xml:space="preserve">2.2 Rischi tecnologici</w:t>
+            </w:r>
+          </w:hyperlink>
+          <w:r>
+            <w:rPr>
+              <w:rtl w:val="0"/>
+            </w:rPr>
+            <w:tab/>
+          </w:r>
+          <w:r>
+            <w:fldChar w:fldCharType="begin"/>
+            <w:instrText xml:space="preserve"> PAGEREF _heading=h.32912wya2mn9 \h </w:instrText>
+            <w:fldChar w:fldCharType="separate"/>
+          </w:r>
+          <w:r>
+            <w:rPr>
+              <w:rtl w:val="0"/>
+            </w:rPr>
+            <w:t xml:space="preserve">7</w:t>
+          </w:r>
+          <w:r>
+            <w:fldChar w:fldCharType="end"/>
+          </w:r>
+          <w:r>
+            <w:rPr>
+              <w:rtl w:val="0"/>
+            </w:rPr>
+          </w:r>
+        </w:p>
+        <w:p>
+          <w:pPr>
+            <w:tabs>
+              <w:tab w:val="right" w:pos="9025.511811023624"/>
+            </w:tabs>
+            <w:spacing w:before="200" w:line="240" w:lineRule="auto"/>
+            <w:ind w:left="0" w:firstLine="0"/>
+            <w:rPr/>
+          </w:pPr>
+          <w:hyperlink w:anchor="_heading=h.5jeifwka7pah">
+            <w:r>
+              <w:rPr>
+                <w:b w:val="1"/>
+                <w:rtl w:val="0"/>
+              </w:rPr>
+              <w:t xml:space="preserve">3 Pianificazione e modello di sviluppo</w:t>
+            </w:r>
+          </w:hyperlink>
+          <w:r>
+            <w:rPr>
+              <w:b w:val="1"/>
+              <w:rtl w:val="0"/>
+            </w:rPr>
+            <w:tab/>
+          </w:r>
+          <w:r>
+            <w:fldChar w:fldCharType="begin"/>
+            <w:instrText xml:space="preserve"> PAGEREF _heading=h.5jeifwka7pah \h </w:instrText>
+            <w:fldChar w:fldCharType="separate"/>
+          </w:r>
+          <w:r>
+            <w:rPr>
+              <w:b w:val="1"/>
+              <w:rtl w:val="0"/>
+            </w:rPr>
+            <w:t xml:space="preserve">8</w:t>
+          </w:r>
+          <w:r>
+            <w:fldChar w:fldCharType="end"/>
+          </w:r>
+          <w:r>
+            <w:rPr>
+              <w:rtl w:val="0"/>
+            </w:rPr>
+          </w:r>
+        </w:p>
+        <w:p>
+          <w:pPr>
+            <w:tabs>
+              <w:tab w:val="right" w:pos="9025.511811023624"/>
+            </w:tabs>
+            <w:spacing w:before="60" w:line="240" w:lineRule="auto"/>
+            <w:ind w:left="360" w:firstLine="0"/>
+            <w:rPr/>
+          </w:pPr>
+          <w:hyperlink w:anchor="_heading=h.sy0galkqmt44">
+            <w:r>
+              <w:rPr>
+                <w:rtl w:val="0"/>
+              </w:rPr>
+              <w:t xml:space="preserve">3.1 Periodi</w:t>
+            </w:r>
+          </w:hyperlink>
+          <w:r>
+            <w:rPr>
+              <w:rtl w:val="0"/>
+            </w:rPr>
+            <w:tab/>
+          </w:r>
+          <w:r>
+            <w:fldChar w:fldCharType="begin"/>
+            <w:instrText xml:space="preserve"> PAGEREF _heading=h.sy0galkqmt44 \h </w:instrText>
+            <w:fldChar w:fldCharType="separate"/>
+          </w:r>
+          <w:r>
+            <w:rPr>
+              <w:rtl w:val="0"/>
+            </w:rPr>
+            <w:t xml:space="preserve">9</w:t>
+          </w:r>
+          <w:r>
+            <w:fldChar w:fldCharType="end"/>
+          </w:r>
+          <w:r>
+            <w:rPr>
+              <w:rtl w:val="0"/>
+            </w:rPr>
+          </w:r>
+        </w:p>
+        <w:p>
+          <w:pPr>
+            <w:tabs>
+              <w:tab w:val="right" w:pos="9025.511811023624"/>
+            </w:tabs>
+            <w:spacing w:before="60" w:line="240" w:lineRule="auto"/>
+            <w:ind w:left="720" w:firstLine="0"/>
+            <w:rPr/>
+          </w:pPr>
+          <w:hyperlink w:anchor="_heading=h.9fbjob6hid6">
+            <w:r>
+              <w:rPr>
+                <w:rtl w:val="0"/>
+              </w:rPr>
+              <w:t xml:space="preserve">3.1.1 Verso la RTB</w:t>
+            </w:r>
+          </w:hyperlink>
+          <w:r>
+            <w:rPr>
+              <w:rtl w:val="0"/>
+            </w:rPr>
+            <w:tab/>
+          </w:r>
+          <w:r>
+            <w:fldChar w:fldCharType="begin"/>
+            <w:instrText xml:space="preserve"> PAGEREF _heading=h.9fbjob6hid6 \h </w:instrText>
+            <w:fldChar w:fldCharType="separate"/>
+          </w:r>
+          <w:r>
+            <w:rPr>
+              <w:rtl w:val="0"/>
+            </w:rPr>
+            <w:t xml:space="preserve">9</w:t>
+          </w:r>
+          <w:r>
+            <w:fldChar w:fldCharType="end"/>
+          </w:r>
+          <w:r>
+            <w:rPr>
+              <w:rtl w:val="0"/>
+            </w:rPr>
+          </w:r>
+        </w:p>
+        <w:p>
+          <w:pPr>
+            <w:tabs>
+              <w:tab w:val="right" w:pos="9025.511811023624"/>
+            </w:tabs>
+            <w:spacing w:before="60" w:line="240" w:lineRule="auto"/>
+            <w:ind w:left="1080" w:firstLine="0"/>
+            <w:rPr/>
+          </w:pPr>
+          <w:hyperlink w:anchor="_heading=h.tvh6w9aakccz">
+            <w:r>
+              <w:rPr>
+                <w:rtl w:val="0"/>
+              </w:rPr>
+              <w:t xml:space="preserve">3.1.1.1 Periodo 1</w:t>
+            </w:r>
+          </w:hyperlink>
+          <w:r>
+            <w:rPr>
+              <w:rtl w:val="0"/>
+            </w:rPr>
+            <w:tab/>
+          </w:r>
+          <w:r>
+            <w:fldChar w:fldCharType="begin"/>
+            <w:instrText xml:space="preserve"> PAGEREF _heading=h.tvh6w9aakccz \h </w:instrText>
+            <w:fldChar w:fldCharType="separate"/>
+          </w:r>
+          <w:r>
+            <w:rPr>
+              <w:rtl w:val="0"/>
+            </w:rPr>
+            <w:t xml:space="preserve">9</w:t>
+          </w:r>
+          <w:r>
+            <w:fldChar w:fldCharType="end"/>
+          </w:r>
+          <w:r>
+            <w:rPr>
+              <w:rtl w:val="0"/>
+            </w:rPr>
+          </w:r>
+        </w:p>
+        <w:p>
+          <w:pPr>
+            <w:tabs>
+              <w:tab w:val="right" w:pos="9025.511811023624"/>
+            </w:tabs>
+            <w:spacing w:before="60" w:line="240" w:lineRule="auto"/>
+            <w:ind w:left="1080" w:firstLine="0"/>
+            <w:rPr/>
+          </w:pPr>
+          <w:hyperlink w:anchor="_heading=h.e869q22g39rd">
+            <w:r>
+              <w:rPr>
+                <w:rtl w:val="0"/>
+              </w:rPr>
+              <w:t xml:space="preserve">3.1.1.2 Periodo 2</w:t>
+            </w:r>
+          </w:hyperlink>
+          <w:r>
+            <w:rPr>
+              <w:rtl w:val="0"/>
+            </w:rPr>
+            <w:tab/>
+          </w:r>
+          <w:r>
+            <w:fldChar w:fldCharType="begin"/>
+            <w:instrText xml:space="preserve"> PAGEREF _heading=h.e869q22g39rd \h </w:instrText>
+            <w:fldChar w:fldCharType="separate"/>
+          </w:r>
+          <w:r>
+            <w:rPr>
+              <w:rtl w:val="0"/>
+            </w:rPr>
+            <w:t xml:space="preserve">9</w:t>
+          </w:r>
+          <w:r>
+            <w:fldChar w:fldCharType="end"/>
+          </w:r>
+          <w:r>
+            <w:rPr>
+              <w:rtl w:val="0"/>
+            </w:rPr>
+          </w:r>
+        </w:p>
+        <w:p>
+          <w:pPr>
+            <w:tabs>
+              <w:tab w:val="right" w:pos="9025.511811023624"/>
+            </w:tabs>
+            <w:spacing w:before="60" w:line="240" w:lineRule="auto"/>
+            <w:ind w:left="1080" w:firstLine="0"/>
+            <w:rPr/>
+          </w:pPr>
+          <w:hyperlink w:anchor="_heading=h.q65qv27gxfnj">
+            <w:r>
+              <w:rPr>
+                <w:rtl w:val="0"/>
+              </w:rPr>
+              <w:t xml:space="preserve">3.1.1.3 Periodo 3</w:t>
+            </w:r>
+          </w:hyperlink>
+          <w:r>
+            <w:rPr>
+              <w:rtl w:val="0"/>
+            </w:rPr>
+            <w:tab/>
+          </w:r>
+          <w:r>
+            <w:fldChar w:fldCharType="begin"/>
+            <w:instrText xml:space="preserve"> PAGEREF _heading=h.q65qv27gxfnj \h </w:instrText>
+            <w:fldChar w:fldCharType="separate"/>
+          </w:r>
+          <w:r>
+            <w:rPr>
+              <w:rtl w:val="0"/>
+            </w:rPr>
+            <w:t xml:space="preserve">10</w:t>
+          </w:r>
+          <w:r>
+            <w:fldChar w:fldCharType="end"/>
+          </w:r>
+          <w:r>
+            <w:rPr>
+              <w:rtl w:val="0"/>
+            </w:rPr>
+          </w:r>
+        </w:p>
+        <w:p>
+          <w:pPr>
+            <w:tabs>
+              <w:tab w:val="right" w:pos="9025.511811023624"/>
+            </w:tabs>
+            <w:spacing w:before="60" w:line="240" w:lineRule="auto"/>
+            <w:ind w:left="720" w:firstLine="0"/>
+            <w:rPr/>
+          </w:pPr>
+          <w:hyperlink w:anchor="_heading=h.myygc1n3k2d9">
+            <w:r>
+              <w:rPr>
+                <w:rtl w:val="0"/>
+              </w:rPr>
+              <w:t xml:space="preserve">3.1.2  Verso la PB</w:t>
+            </w:r>
+          </w:hyperlink>
+          <w:r>
+            <w:rPr>
+              <w:rtl w:val="0"/>
+            </w:rPr>
+            <w:tab/>
+          </w:r>
+          <w:r>
+            <w:fldChar w:fldCharType="begin"/>
+            <w:instrText xml:space="preserve"> PAGEREF _heading=h.myygc1n3k2d9 \h </w:instrText>
+            <w:fldChar w:fldCharType="separate"/>
+          </w:r>
+          <w:r>
+            <w:rPr>
+              <w:rtl w:val="0"/>
+            </w:rPr>
+            <w:t xml:space="preserve">10</w:t>
+          </w:r>
+          <w:r>
+            <w:fldChar w:fldCharType="end"/>
+          </w:r>
+          <w:r>
+            <w:rPr>
+              <w:rtl w:val="0"/>
+            </w:rPr>
+          </w:r>
+        </w:p>
+        <w:p>
+          <w:pPr>
+            <w:tabs>
+              <w:tab w:val="right" w:pos="9025.511811023624"/>
+            </w:tabs>
+            <w:spacing w:before="60" w:line="240" w:lineRule="auto"/>
+            <w:ind w:left="1080" w:firstLine="0"/>
+            <w:rPr/>
+          </w:pPr>
+          <w:hyperlink w:anchor="_heading=h.3qoehonc6etq">
+            <w:r>
+              <w:rPr>
+                <w:rtl w:val="0"/>
+              </w:rPr>
+              <w:t xml:space="preserve">3.1.2.1 Periodo 1</w:t>
+            </w:r>
+          </w:hyperlink>
+          <w:r>
+            <w:rPr>
+              <w:rtl w:val="0"/>
+            </w:rPr>
+            <w:tab/>
+          </w:r>
+          <w:r>
+            <w:fldChar w:fldCharType="begin"/>
+            <w:instrText xml:space="preserve"> PAGEREF _heading=h.3qoehonc6etq \h </w:instrText>
+            <w:fldChar w:fldCharType="separate"/>
+          </w:r>
+          <w:r>
+            <w:rPr>
+              <w:rtl w:val="0"/>
+            </w:rPr>
+            <w:t xml:space="preserve">10</w:t>
+          </w:r>
+          <w:r>
+            <w:fldChar w:fldCharType="end"/>
+          </w:r>
+          <w:r>
+            <w:rPr>
+              <w:rtl w:val="0"/>
+            </w:rPr>
+          </w:r>
+        </w:p>
+        <w:p>
+          <w:pPr>
+            <w:tabs>
+              <w:tab w:val="right" w:pos="9025.511811023624"/>
+            </w:tabs>
+            <w:spacing w:before="60" w:line="240" w:lineRule="auto"/>
+            <w:ind w:left="720" w:firstLine="0"/>
+            <w:rPr/>
+          </w:pPr>
+          <w:hyperlink w:anchor="_heading=h.bl6wjr5a55vv">
+            <w:r>
+              <w:rPr>
+                <w:rtl w:val="0"/>
+              </w:rPr>
+              <w:t xml:space="preserve">3.1.3 Verso la CA</w:t>
+            </w:r>
+          </w:hyperlink>
+          <w:r>
+            <w:rPr>
+              <w:rtl w:val="0"/>
+            </w:rPr>
+            <w:tab/>
+          </w:r>
+          <w:r>
+            <w:fldChar w:fldCharType="begin"/>
+            <w:instrText xml:space="preserve"> PAGEREF _heading=h.bl6wjr5a55vv \h </w:instrText>
+            <w:fldChar w:fldCharType="separate"/>
+          </w:r>
+          <w:r>
+            <w:rPr>
+              <w:rtl w:val="0"/>
+            </w:rPr>
+            <w:t xml:space="preserve">11</w:t>
+          </w:r>
+          <w:r>
+            <w:fldChar w:fldCharType="end"/>
+          </w:r>
+          <w:r>
+            <w:rPr>
+              <w:rtl w:val="0"/>
+            </w:rPr>
+          </w:r>
+        </w:p>
+        <w:p>
+          <w:pPr>
+            <w:tabs>
+              <w:tab w:val="right" w:pos="9025.511811023624"/>
+            </w:tabs>
+            <w:spacing w:before="200" w:line="240" w:lineRule="auto"/>
+            <w:ind w:left="0" w:firstLine="0"/>
+            <w:rPr/>
+          </w:pPr>
+          <w:hyperlink w:anchor="_heading=h.5uuk9158qk87">
+            <w:r>
+              <w:rPr>
+                <w:b w:val="1"/>
+                <w:rtl w:val="0"/>
+              </w:rPr>
+              <w:t xml:space="preserve">4  Preventivo</w:t>
+            </w:r>
+          </w:hyperlink>
+          <w:r>
+            <w:rPr>
+              <w:b w:val="1"/>
+              <w:rtl w:val="0"/>
+            </w:rPr>
+            <w:tab/>
+          </w:r>
+          <w:r>
+            <w:fldChar w:fldCharType="begin"/>
+            <w:instrText xml:space="preserve"> PAGEREF _heading=h.5uuk9158qk87 \h </w:instrText>
+            <w:fldChar w:fldCharType="separate"/>
+          </w:r>
+          <w:r>
+            <w:rPr>
+              <w:b w:val="1"/>
+              <w:rtl w:val="0"/>
+            </w:rPr>
+            <w:t xml:space="preserve">11</w:t>
+          </w:r>
+          <w:r>
+            <w:fldChar w:fldCharType="end"/>
+          </w:r>
+          <w:r>
+            <w:rPr>
+              <w:rtl w:val="0"/>
+            </w:rPr>
+          </w:r>
+        </w:p>
+        <w:p>
+          <w:pPr>
+            <w:tabs>
+              <w:tab w:val="right" w:pos="9025.511811023624"/>
+            </w:tabs>
+            <w:spacing w:before="60" w:line="240" w:lineRule="auto"/>
+            <w:ind w:left="360" w:firstLine="0"/>
+            <w:rPr/>
+          </w:pPr>
+          <w:hyperlink w:anchor="_heading=h.v45xlmidbgt0">
+            <w:r>
+              <w:rPr>
+                <w:rtl w:val="0"/>
+              </w:rPr>
+              <w:t xml:space="preserve">4.1 Riepilogo prospetto economico e prospetto orario totale</w:t>
+            </w:r>
+          </w:hyperlink>
+          <w:r>
+            <w:rPr>
+              <w:rtl w:val="0"/>
+            </w:rPr>
+            <w:tab/>
+          </w:r>
+          <w:r>
+            <w:fldChar w:fldCharType="begin"/>
+            <w:instrText xml:space="preserve"> PAGEREF _heading=h.v45xlmidbgt0 \h </w:instrText>
+            <w:fldChar w:fldCharType="separate"/>
+          </w:r>
+          <w:r>
+            <w:rPr>
+              <w:rtl w:val="0"/>
+            </w:rPr>
+            <w:t xml:space="preserve">11</w:t>
+          </w:r>
+          <w:r>
+            <w:fldChar w:fldCharType="end"/>
+          </w:r>
+          <w:r>
+            <w:rPr>
+              <w:rtl w:val="0"/>
+            </w:rPr>
+          </w:r>
+        </w:p>
+        <w:p>
+          <w:pPr>
+            <w:tabs>
+              <w:tab w:val="right" w:pos="9025.511811023624"/>
+            </w:tabs>
+            <w:spacing w:before="60" w:line="240" w:lineRule="auto"/>
+            <w:ind w:left="360" w:firstLine="0"/>
+            <w:rPr/>
+          </w:pPr>
+          <w:hyperlink w:anchor="_heading=h.eum9mmtv65u8">
+            <w:r>
+              <w:rPr>
+                <w:rtl w:val="0"/>
+              </w:rPr>
+              <w:t xml:space="preserve">4.2 Riepilogo prospetto economico e prospetto orario parziale - RTB</w:t>
+            </w:r>
+          </w:hyperlink>
+          <w:r>
+            <w:rPr>
+              <w:rtl w:val="0"/>
+            </w:rPr>
+            <w:tab/>
+          </w:r>
+          <w:r>
+            <w:fldChar w:fldCharType="begin"/>
+            <w:instrText xml:space="preserve"> PAGEREF _heading=h.eum9mmtv65u8 \h </w:instrText>
+            <w:fldChar w:fldCharType="separate"/>
+          </w:r>
+          <w:r>
+            <w:rPr>
+              <w:rtl w:val="0"/>
+            </w:rPr>
+            <w:t xml:space="preserve">11</w:t>
+          </w:r>
+          <w:r>
+            <w:fldChar w:fldCharType="end"/>
+          </w:r>
+          <w:r>
+            <w:rPr>
+              <w:rtl w:val="0"/>
+            </w:rPr>
+          </w:r>
+        </w:p>
+        <w:p>
+          <w:pPr>
+            <w:tabs>
+              <w:tab w:val="right" w:pos="9025.511811023624"/>
+            </w:tabs>
+            <w:spacing w:before="60" w:line="240" w:lineRule="auto"/>
+            <w:ind w:left="360" w:firstLine="0"/>
+            <w:rPr/>
+          </w:pPr>
+          <w:hyperlink w:anchor="_heading=h.o5b9lgo0ulwj">
+            <w:r>
+              <w:rPr>
+                <w:rtl w:val="0"/>
+              </w:rPr>
+              <w:t xml:space="preserve">4.3 Riepilogo prospetto economico e prospetto orario parziale - PB</w:t>
+            </w:r>
+          </w:hyperlink>
+          <w:r>
+            <w:rPr>
+              <w:rtl w:val="0"/>
+            </w:rPr>
+            <w:tab/>
+          </w:r>
+          <w:r>
+            <w:fldChar w:fldCharType="begin"/>
+            <w:instrText xml:space="preserve"> PAGEREF _heading=h.o5b9lgo0ulwj \h </w:instrText>
+            <w:fldChar w:fldCharType="separate"/>
+          </w:r>
+          <w:r>
+            <w:rPr>
+              <w:rtl w:val="0"/>
+            </w:rPr>
+            <w:t xml:space="preserve">12</w:t>
+          </w:r>
+          <w:r>
+            <w:fldChar w:fldCharType="end"/>
+          </w:r>
+          <w:r>
+            <w:rPr>
+              <w:rtl w:val="0"/>
+            </w:rPr>
+          </w:r>
+        </w:p>
+        <w:p>
+          <w:pPr>
+            <w:tabs>
+              <w:tab w:val="right" w:pos="9025.511811023624"/>
+            </w:tabs>
+            <w:spacing w:before="60" w:line="240" w:lineRule="auto"/>
+            <w:ind w:left="360" w:firstLine="0"/>
+            <w:rPr/>
+          </w:pPr>
+          <w:hyperlink w:anchor="_heading=h.vi1wll2ccfgy">
+            <w:r>
+              <w:rPr>
+                <w:rtl w:val="0"/>
+              </w:rPr>
+              <w:t xml:space="preserve">4.4 Riepilogo prospetto economico e prospetto orario parziale - CA</w:t>
+            </w:r>
+          </w:hyperlink>
+          <w:r>
+            <w:rPr>
+              <w:rtl w:val="0"/>
+            </w:rPr>
+            <w:tab/>
+          </w:r>
+          <w:r>
+            <w:fldChar w:fldCharType="begin"/>
+            <w:instrText xml:space="preserve"> PAGEREF _heading=h.vi1wll2ccfgy \h </w:instrText>
+            <w:fldChar w:fldCharType="separate"/>
+          </w:r>
+          <w:r>
+            <w:rPr>
+              <w:rtl w:val="0"/>
+            </w:rPr>
+            <w:t xml:space="preserve">13</w:t>
+          </w:r>
+          <w:r>
+            <w:fldChar w:fldCharType="end"/>
+          </w:r>
+          <w:r>
+            <w:rPr>
+              <w:rtl w:val="0"/>
+            </w:rPr>
+          </w:r>
+        </w:p>
+        <w:p>
+          <w:pPr>
+            <w:tabs>
+              <w:tab w:val="right" w:pos="9025.511811023624"/>
+            </w:tabs>
+            <w:spacing w:before="200" w:line="240" w:lineRule="auto"/>
+            <w:ind w:left="0" w:firstLine="0"/>
+            <w:rPr/>
+          </w:pPr>
+          <w:hyperlink w:anchor="_heading=h.7ojej9uialf5">
+            <w:r>
+              <w:rPr>
+                <w:b w:val="1"/>
+                <w:rtl w:val="0"/>
+              </w:rPr>
+              <w:t xml:space="preserve">5 Consuntivo</w:t>
+            </w:r>
+          </w:hyperlink>
+          <w:r>
+            <w:rPr>
+              <w:b w:val="1"/>
+              <w:rtl w:val="0"/>
+            </w:rPr>
+            <w:tab/>
+          </w:r>
+          <w:r>
+            <w:fldChar w:fldCharType="begin"/>
+            <w:instrText xml:space="preserve"> PAGEREF _heading=h.7ojej9uialf5 \h </w:instrText>
+            <w:fldChar w:fldCharType="separate"/>
+          </w:r>
+          <w:r>
+            <w:rPr>
+              <w:b w:val="1"/>
+              <w:rtl w:val="0"/>
+            </w:rPr>
+            <w:t xml:space="preserve">14</w:t>
+          </w:r>
+          <w:r>
+            <w:fldChar w:fldCharType="end"/>
+          </w:r>
+          <w:r>
+            <w:rPr>
+              <w:rtl w:val="0"/>
+            </w:rPr>
+          </w:r>
+        </w:p>
+        <w:p>
+          <w:pPr>
+            <w:tabs>
+              <w:tab w:val="right" w:pos="9025.511811023624"/>
+            </w:tabs>
+            <w:spacing w:before="200" w:line="240" w:lineRule="auto"/>
+            <w:ind w:left="0" w:firstLine="0"/>
+            <w:rPr/>
+          </w:pPr>
+          <w:hyperlink w:anchor="_heading=h.xxe2zouumulc">
+            <w:r>
+              <w:rPr>
+                <w:b w:val="1"/>
+                <w:rtl w:val="0"/>
+              </w:rPr>
+              <w:t xml:space="preserve">6 Mitigazione dei rischi e difficoltà riscontrate</w:t>
+            </w:r>
+          </w:hyperlink>
+          <w:r>
+            <w:rPr>
+              <w:b w:val="1"/>
+              <w:rtl w:val="0"/>
+            </w:rPr>
+            <w:tab/>
+          </w:r>
+          <w:r>
+            <w:fldChar w:fldCharType="begin"/>
+            <w:instrText xml:space="preserve"> PAGEREF _heading=h.xxe2zouumulc \h </w:instrText>
+            <w:fldChar w:fldCharType="separate"/>
+          </w:r>
+          <w:r>
+            <w:rPr>
+              <w:b w:val="1"/>
+              <w:rtl w:val="0"/>
+            </w:rPr>
+            <w:t xml:space="preserve">15</w:t>
+          </w:r>
+          <w:r>
+            <w:fldChar w:fldCharType="end"/>
+          </w:r>
+          <w:r>
+            <w:rPr>
+              <w:rtl w:val="0"/>
+            </w:rPr>
+          </w:r>
+        </w:p>
+        <w:p>
+          <w:pPr>
+            <w:tabs>
+              <w:tab w:val="right" w:pos="9025.511811023624"/>
+            </w:tabs>
+            <w:spacing w:before="60" w:line="240" w:lineRule="auto"/>
+            <w:ind w:left="360" w:firstLine="0"/>
+            <w:rPr/>
+          </w:pPr>
+          <w:hyperlink w:anchor="_heading=h.n436vkptbci2">
+            <w:r>
+              <w:rPr>
+                <w:rtl w:val="0"/>
+              </w:rPr>
+              <w:t xml:space="preserve">6.1 Rischi legati alle persone e all’organizzazione</w:t>
+            </w:r>
+          </w:hyperlink>
+          <w:r>
+            <w:rPr>
+              <w:rtl w:val="0"/>
+            </w:rPr>
+            <w:tab/>
+          </w:r>
+          <w:r>
+            <w:fldChar w:fldCharType="begin"/>
+            <w:instrText xml:space="preserve"> PAGEREF _heading=h.n436vkptbci2 \h </w:instrText>
+            <w:fldChar w:fldCharType="separate"/>
+          </w:r>
+          <w:r>
+            <w:rPr>
+              <w:rtl w:val="0"/>
+            </w:rPr>
+            <w:t xml:space="preserve">15</w:t>
+          </w:r>
+          <w:r>
+            <w:fldChar w:fldCharType="end"/>
+          </w:r>
+          <w:r>
+            <w:rPr>
+              <w:rtl w:val="0"/>
+            </w:rPr>
+          </w:r>
+        </w:p>
+        <w:p>
+          <w:pPr>
+            <w:tabs>
+              <w:tab w:val="right" w:pos="9025.511811023624"/>
+            </w:tabs>
+            <w:spacing w:after="80" w:before="60" w:line="240" w:lineRule="auto"/>
+            <w:ind w:left="360" w:firstLine="0"/>
+            <w:rPr/>
+          </w:pPr>
+          <w:hyperlink w:anchor="_heading=h.atsowjp6ds5k">
+            <w:r>
+              <w:rPr>
+                <w:rtl w:val="0"/>
+              </w:rPr>
+              <w:t xml:space="preserve">6.2 Rischi legati alle tecnologie</w:t>
+            </w:r>
+          </w:hyperlink>
+          <w:r>
+            <w:rPr>
+              <w:rtl w:val="0"/>
+            </w:rPr>
+            <w:tab/>
+          </w:r>
+          <w:r>
+            <w:fldChar w:fldCharType="begin"/>
+            <w:instrText xml:space="preserve"> PAGEREF _heading=h.atsowjp6ds5k \h </w:instrText>
+            <w:fldChar w:fldCharType="separate"/>
+          </w:r>
+          <w:r>
+            <w:rPr>
+              <w:rtl w:val="0"/>
+            </w:rPr>
+            <w:t xml:space="preserve">15</w:t>
+          </w:r>
+          <w:r>
+            <w:fldChar w:fldCharType="end"/>
+          </w:r>
+          <w:r>
+            <w:rPr>
+              <w:rtl w:val="0"/>
+            </w:rPr>
+          </w:r>
+          <w:r>
+            <w:fldChar w:fldCharType="end"/>
+          </w:r>
+        </w:p>
+      </w:sdtContent>
+    </w:sdt>
+    <w:p>
+      <w:pPr>
+        <w:rPr/>
+      </w:pPr>
+      <w:r>
+        <w:rPr>
+          <w:rtl w:val="0"/>
+        </w:rPr>
+      </w:r>
+    </w:p>
+    <w:p>
+      <w:pPr>
+        <w:pStyle w:val="Heading1"/>
+        <w:spacing w:after="0" w:line="240" w:lineRule="auto"/>
+        <w:ind w:left="0" w:firstLine="0"/>
+        <w:rPr/>
+      </w:pPr>
+      <w:bookmarkStart w:colFirst="0" w:colLast="0" w:name="_heading=h.ruzieekn9oj" w:id="2"/>
+      <w:bookmarkEnd w:id="2"/>
+      <w:r>
+        <w:br w:type="page"/>
+      </w:r>
+      <w:r>
+        <w:rPr>
+          <w:rtl w:val="0"/>
+        </w:rPr>
+      </w:r>
+    </w:p>
+    <w:p>
+      <w:pPr>
+        <w:pStyle w:val="Heading1"/>
+        <w:spacing w:after="0" w:line="240" w:lineRule="auto"/>
+        <w:ind w:left="0" w:firstLine="0"/>
+        <w:rPr>
+          <w:vertAlign w:val="baseline"/>
+        </w:rPr>
+      </w:pPr>
+      <w:bookmarkStart w:colFirst="0" w:colLast="0" w:name="_heading=h.3uz44iivvyi" w:id="3"/>
+      <w:bookmarkEnd w:id="3"/>
       <w:r>
         <w:rPr>
           <w:rtl w:val="0"/>
@@ -1974,8 +3402,8 @@
         <w:spacing w:after="0" w:line="276" w:lineRule="auto"/>
         <w:rPr/>
       </w:pPr>
-      <w:bookmarkStart w:colFirst="0" w:colLast="0" w:name="_heading=h.sem6jqk2ytiz" w:id="2"/>
-      <w:bookmarkEnd w:id="2"/>
+      <w:bookmarkStart w:colFirst="0" w:colLast="0" w:name="_heading=h.sem6jqk2ytiz" w:id="4"/>
+      <w:bookmarkEnd w:id="4"/>
       <w:r>
         <w:rPr>
           <w:rtl w:val="0"/>
@@ -2269,8 +3697,8 @@
           <w:vertAlign w:val="baseline"/>
         </w:rPr>
       </w:pPr>
-      <w:bookmarkStart w:colFirst="0" w:colLast="0" w:name="_heading=h.1z005qxycpim" w:id="3"/>
-      <w:bookmarkEnd w:id="3"/>
+      <w:bookmarkStart w:colFirst="0" w:colLast="0" w:name="_heading=h.1z005qxycpim" w:id="5"/>
+      <w:bookmarkEnd w:id="5"/>
       <w:r>
         <w:rPr>
           <w:vertAlign w:val="baseline"/>
@@ -2373,8 +3801,8 @@
         <w:spacing w:line="240" w:lineRule="auto"/>
         <w:rPr/>
       </w:pPr>
-      <w:bookmarkStart w:colFirst="0" w:colLast="0" w:name="_heading=h.fjdwlrlpcq4p" w:id="4"/>
-      <w:bookmarkEnd w:id="4"/>
+      <w:bookmarkStart w:colFirst="0" w:colLast="0" w:name="_heading=h.fjdwlrlpcq4p" w:id="6"/>
+      <w:bookmarkEnd w:id="6"/>
       <w:r>
         <w:br w:type="page"/>
       </w:r>
@@ -2392,8 +3820,8 @@
           <w:vertAlign w:val="baseline"/>
         </w:rPr>
       </w:pPr>
-      <w:bookmarkStart w:colFirst="0" w:colLast="0" w:name="_heading=h.fnvyu9s6i1ai" w:id="5"/>
-      <w:bookmarkEnd w:id="5"/>
+      <w:bookmarkStart w:colFirst="0" w:colLast="0" w:name="_heading=h.fnvyu9s6i1ai" w:id="7"/>
+      <w:bookmarkEnd w:id="7"/>
       <w:r>
         <w:rPr>
           <w:vertAlign w:val="baseline"/>
@@ -2412,8 +3840,8 @@
           <w:vertAlign w:val="baseline"/>
         </w:rPr>
       </w:pPr>
-      <w:bookmarkStart w:colFirst="0" w:colLast="0" w:name="_heading=h.sf27niul9d3q" w:id="6"/>
-      <w:bookmarkEnd w:id="6"/>
+      <w:bookmarkStart w:colFirst="0" w:colLast="0" w:name="_heading=h.sf27niul9d3q" w:id="8"/>
+      <w:bookmarkEnd w:id="8"/>
       <w:r>
         <w:rPr>
           <w:vertAlign w:val="baseline"/>
@@ -2716,8 +4144,8 @@
         <w:ind w:left="1080" w:hanging="720"/>
         <w:rPr/>
       </w:pPr>
-      <w:bookmarkStart w:colFirst="0" w:colLast="0" w:name="_heading=h.zckbgnxocrcg" w:id="7"/>
-      <w:bookmarkEnd w:id="7"/>
+      <w:bookmarkStart w:colFirst="0" w:colLast="0" w:name="_heading=h.zckbgnxocrcg" w:id="9"/>
+      <w:bookmarkEnd w:id="9"/>
       <w:r>
         <w:rPr>
           <w:vertAlign w:val="baseline"/>
@@ -3219,8 +4647,8 @@
         <w:spacing w:line="240" w:lineRule="auto"/>
         <w:rPr/>
       </w:pPr>
-      <w:bookmarkStart w:colFirst="0" w:colLast="0" w:name="_heading=h.mw3wwvpg49e2" w:id="8"/>
-      <w:bookmarkEnd w:id="8"/>
+      <w:bookmarkStart w:colFirst="0" w:colLast="0" w:name="_heading=h.mw3wwvpg49e2" w:id="10"/>
+      <w:bookmarkEnd w:id="10"/>
       <w:r>
         <w:rPr>
           <w:rtl w:val="0"/>
@@ -3295,8 +4723,8 @@
         <w:spacing w:line="240" w:lineRule="auto"/>
         <w:rPr/>
       </w:pPr>
-      <w:bookmarkStart w:colFirst="0" w:colLast="0" w:name="_heading=h.v44llnqmiv1c" w:id="9"/>
-      <w:bookmarkEnd w:id="9"/>
+      <w:bookmarkStart w:colFirst="0" w:colLast="0" w:name="_heading=h.v44llnqmiv1c" w:id="11"/>
+      <w:bookmarkEnd w:id="11"/>
       <w:r>
         <w:rPr>
           <w:rtl w:val="0"/>
@@ -4704,8 +6132,8 @@
         <w:spacing w:line="240" w:lineRule="auto"/>
         <w:rPr/>
       </w:pPr>
-      <w:bookmarkStart w:colFirst="0" w:colLast="0" w:name="_heading=h.cbcpb7yayk1r" w:id="10"/>
-      <w:bookmarkEnd w:id="10"/>
+      <w:bookmarkStart w:colFirst="0" w:colLast="0" w:name="_heading=h.cbcpb7yayk1r" w:id="12"/>
+      <w:bookmarkEnd w:id="12"/>
       <w:r>
         <w:rPr>
           <w:rtl w:val="0"/>
@@ -4718,8 +6146,8 @@
         <w:spacing w:line="240" w:lineRule="auto"/>
         <w:rPr/>
       </w:pPr>
-      <w:bookmarkStart w:colFirst="0" w:colLast="0" w:name="_heading=h.32912wya2mn9" w:id="11"/>
-      <w:bookmarkEnd w:id="11"/>
+      <w:bookmarkStart w:colFirst="0" w:colLast="0" w:name="_heading=h.32912wya2mn9" w:id="13"/>
+      <w:bookmarkEnd w:id="13"/>
       <w:r>
         <w:rPr>
           <w:rtl w:val="0"/>
@@ -5455,8 +6883,8 @@
         <w:spacing w:line="240" w:lineRule="auto"/>
         <w:rPr/>
       </w:pPr>
-      <w:bookmarkStart w:colFirst="0" w:colLast="0" w:name="_heading=h.5jeifwka7pah" w:id="12"/>
-      <w:bookmarkEnd w:id="12"/>
+      <w:bookmarkStart w:colFirst="0" w:colLast="0" w:name="_heading=h.5jeifwka7pah" w:id="14"/>
+      <w:bookmarkEnd w:id="14"/>
       <w:r>
         <w:rPr>
           <w:rtl w:val="0"/>
@@ -5856,8 +7284,8 @@
         <w:spacing w:line="276" w:lineRule="auto"/>
         <w:rPr/>
       </w:pPr>
-      <w:bookmarkStart w:colFirst="0" w:colLast="0" w:name="_heading=h.sy0galkqmt44" w:id="13"/>
-      <w:bookmarkEnd w:id="13"/>
+      <w:bookmarkStart w:colFirst="0" w:colLast="0" w:name="_heading=h.sy0galkqmt44" w:id="15"/>
+      <w:bookmarkEnd w:id="15"/>
       <w:r>
         <w:rPr>
           <w:rtl w:val="0"/>
@@ -5873,8 +7301,8 @@
         <w:spacing w:line="240" w:lineRule="auto"/>
         <w:rPr/>
       </w:pPr>
-      <w:bookmarkStart w:colFirst="0" w:colLast="0" w:name="_heading=h.9fbjob6hid6" w:id="14"/>
-      <w:bookmarkEnd w:id="14"/>
+      <w:bookmarkStart w:colFirst="0" w:colLast="0" w:name="_heading=h.9fbjob6hid6" w:id="16"/>
+      <w:bookmarkEnd w:id="16"/>
       <w:r>
         <w:rPr>
           <w:rtl w:val="0"/>
@@ -5963,8 +7391,8 @@
         <w:spacing w:line="240" w:lineRule="auto"/>
         <w:rPr/>
       </w:pPr>
-      <w:bookmarkStart w:colFirst="0" w:colLast="0" w:name="_heading=h.tvh6w9aakccz" w:id="15"/>
-      <w:bookmarkEnd w:id="15"/>
+      <w:bookmarkStart w:colFirst="0" w:colLast="0" w:name="_heading=h.tvh6w9aakccz" w:id="17"/>
+      <w:bookmarkEnd w:id="17"/>
       <w:r>
         <w:rPr>
           <w:rtl w:val="0"/>
@@ -6061,8 +7489,8 @@
         <w:spacing w:line="276" w:lineRule="auto"/>
         <w:rPr/>
       </w:pPr>
-      <w:bookmarkStart w:colFirst="0" w:colLast="0" w:name="_heading=h.e869q22g39rd" w:id="16"/>
-      <w:bookmarkEnd w:id="16"/>
+      <w:bookmarkStart w:colFirst="0" w:colLast="0" w:name="_heading=h.e869q22g39rd" w:id="18"/>
+      <w:bookmarkEnd w:id="18"/>
       <w:r>
         <w:rPr>
           <w:rtl w:val="0"/>
@@ -6144,12 +7572,12 @@
           <wp:inline distB="114300" distT="114300" distL="114300" distR="114300">
             <wp:extent cx="5731200" cy="1968500"/>
             <wp:effectExtent b="0" l="0" r="0" t="0"/>
-            <wp:docPr id="27" name="image5.png"/>
+            <wp:docPr id="27" name="image3.png"/>
             <a:graphic>
               <a:graphicData uri="http://schemas.openxmlformats.org/drawingml/2006/picture">
                 <pic:pic>
                   <pic:nvPicPr>
-                    <pic:cNvPr id="0" name="image5.png"/>
+                    <pic:cNvPr id="0" name="image3.png"/>
                     <pic:cNvPicPr preferRelativeResize="0"/>
                   </pic:nvPicPr>
                   <pic:blipFill>
@@ -6203,8 +7631,8 @@
         <w:spacing w:line="240" w:lineRule="auto"/>
         <w:rPr/>
       </w:pPr>
-      <w:bookmarkStart w:colFirst="0" w:colLast="0" w:name="_heading=h.q65qv27gxfnj" w:id="17"/>
-      <w:bookmarkEnd w:id="17"/>
+      <w:bookmarkStart w:colFirst="0" w:colLast="0" w:name="_heading=h.q65qv27gxfnj" w:id="19"/>
+      <w:bookmarkEnd w:id="19"/>
       <w:r>
         <w:rPr>
           <w:rtl w:val="0"/>
@@ -6284,12 +7712,12 @@
           <wp:inline distB="114300" distT="114300" distL="114300" distR="114300">
             <wp:extent cx="5731200" cy="1155700"/>
             <wp:effectExtent b="0" l="0" r="0" t="0"/>
-            <wp:docPr id="34" name="image4.png"/>
+            <wp:docPr id="34" name="image7.png"/>
             <a:graphic>
               <a:graphicData uri="http://schemas.openxmlformats.org/drawingml/2006/picture">
                 <pic:pic>
                   <pic:nvPicPr>
-                    <pic:cNvPr id="0" name="image4.png"/>
+                    <pic:cNvPr id="0" name="image7.png"/>
                     <pic:cNvPicPr preferRelativeResize="0"/>
                   </pic:nvPicPr>
                   <pic:blipFill>
@@ -6361,8 +7789,8 @@
         <w:pStyle w:val="Heading3"/>
         <w:rPr/>
       </w:pPr>
-      <w:bookmarkStart w:colFirst="0" w:colLast="0" w:name="_heading=h.myygc1n3k2d9" w:id="18"/>
-      <w:bookmarkEnd w:id="18"/>
+      <w:bookmarkStart w:colFirst="0" w:colLast="0" w:name="_heading=h.myygc1n3k2d9" w:id="20"/>
+      <w:bookmarkEnd w:id="20"/>
       <w:r>
         <w:rPr>
           <w:rtl w:val="0"/>
@@ -6470,8 +7898,8 @@
         <w:spacing w:line="240" w:lineRule="auto"/>
         <w:rPr/>
       </w:pPr>
-      <w:bookmarkStart w:colFirst="0" w:colLast="0" w:name="_heading=h.3qoehonc6etq" w:id="19"/>
-      <w:bookmarkEnd w:id="19"/>
+      <w:bookmarkStart w:colFirst="0" w:colLast="0" w:name="_heading=h.3qoehonc6etq" w:id="21"/>
+      <w:bookmarkEnd w:id="21"/>
       <w:r>
         <w:rPr>
           <w:rtl w:val="0"/>
@@ -6643,8 +8071,8 @@
         <w:spacing w:line="240" w:lineRule="auto"/>
         <w:rPr/>
       </w:pPr>
-      <w:bookmarkStart w:colFirst="0" w:colLast="0" w:name="_heading=h.bl6wjr5a55vv" w:id="20"/>
-      <w:bookmarkEnd w:id="20"/>
+      <w:bookmarkStart w:colFirst="0" w:colLast="0" w:name="_heading=h.bl6wjr5a55vv" w:id="22"/>
+      <w:bookmarkEnd w:id="22"/>
       <w:r>
         <w:rPr>
           <w:rtl w:val="0"/>
@@ -6719,8 +8147,8 @@
         <w:spacing w:line="240" w:lineRule="auto"/>
         <w:rPr/>
       </w:pPr>
-      <w:bookmarkStart w:colFirst="0" w:colLast="0" w:name="_heading=h.5uuk9158qk87" w:id="21"/>
-      <w:bookmarkEnd w:id="21"/>
+      <w:bookmarkStart w:colFirst="0" w:colLast="0" w:name="_heading=h.5uuk9158qk87" w:id="23"/>
+      <w:bookmarkEnd w:id="23"/>
       <w:r>
         <w:rPr>
           <w:rtl w:val="0"/>
@@ -6736,8 +8164,8 @@
         <w:spacing w:line="276" w:lineRule="auto"/>
         <w:rPr/>
       </w:pPr>
-      <w:bookmarkStart w:colFirst="0" w:colLast="0" w:name="_heading=h.v45xlmidbgt0" w:id="22"/>
-      <w:bookmarkEnd w:id="22"/>
+      <w:bookmarkStart w:colFirst="0" w:colLast="0" w:name="_heading=h.v45xlmidbgt0" w:id="24"/>
+      <w:bookmarkEnd w:id="24"/>
       <w:r>
         <w:rPr>
           <w:rtl w:val="0"/>
@@ -6812,8 +8240,8 @@
         <w:spacing w:line="276" w:lineRule="auto"/>
         <w:rPr/>
       </w:pPr>
-      <w:bookmarkStart w:colFirst="0" w:colLast="0" w:name="_heading=h.eum9mmtv65u8" w:id="23"/>
-      <w:bookmarkEnd w:id="23"/>
+      <w:bookmarkStart w:colFirst="0" w:colLast="0" w:name="_heading=h.eum9mmtv65u8" w:id="25"/>
+      <w:bookmarkEnd w:id="25"/>
       <w:r>
         <w:rPr>
           <w:rtl w:val="0"/>
@@ -6841,12 +8269,12 @@
           <wp:inline distB="114300" distT="114300" distL="114300" distR="114300">
             <wp:extent cx="5731200" cy="1943100"/>
             <wp:effectExtent b="0" l="0" r="0" t="0"/>
-            <wp:docPr id="30" name="image10.png"/>
+            <wp:docPr id="30" name="image2.png"/>
             <a:graphic>
               <a:graphicData uri="http://schemas.openxmlformats.org/drawingml/2006/picture">
                 <pic:pic>
                   <pic:nvPicPr>
-                    <pic:cNvPr id="0" name="image10.png"/>
+                    <pic:cNvPr id="0" name="image2.png"/>
                     <pic:cNvPicPr preferRelativeResize="0"/>
                   </pic:nvPicPr>
                   <pic:blipFill>
@@ -6894,12 +8322,12 @@
           <wp:inline distB="114300" distT="114300" distL="114300" distR="114300">
             <wp:extent cx="5731200" cy="4660900"/>
             <wp:effectExtent b="0" l="0" r="0" t="0"/>
-            <wp:docPr id="36" name="image14.png"/>
+            <wp:docPr id="36" name="image4.png"/>
             <a:graphic>
               <a:graphicData uri="http://schemas.openxmlformats.org/drawingml/2006/picture">
                 <pic:pic>
                   <pic:nvPicPr>
-                    <pic:cNvPr id="0" name="image14.png"/>
+                    <pic:cNvPr id="0" name="image4.png"/>
                     <pic:cNvPicPr preferRelativeResize="0"/>
                   </pic:nvPicPr>
                   <pic:blipFill>
@@ -6970,8 +8398,8 @@
         <w:spacing w:line="276" w:lineRule="auto"/>
         <w:rPr/>
       </w:pPr>
-      <w:bookmarkStart w:colFirst="0" w:colLast="0" w:name="_heading=h.o5b9lgo0ulwj" w:id="24"/>
-      <w:bookmarkEnd w:id="24"/>
+      <w:bookmarkStart w:colFirst="0" w:colLast="0" w:name="_heading=h.o5b9lgo0ulwj" w:id="26"/>
+      <w:bookmarkEnd w:id="26"/>
       <w:r>
         <w:rPr>
           <w:rtl w:val="0"/>
@@ -6998,12 +8426,12 @@
           <wp:inline distB="114300" distT="114300" distL="114300" distR="114300">
             <wp:extent cx="5731200" cy="1828800"/>
             <wp:effectExtent b="0" l="0" r="0" t="0"/>
-            <wp:docPr id="33" name="image11.png"/>
+            <wp:docPr id="33" name="image9.png"/>
             <a:graphic>
               <a:graphicData uri="http://schemas.openxmlformats.org/drawingml/2006/picture">
                 <pic:pic>
                   <pic:nvPicPr>
-                    <pic:cNvPr id="0" name="image11.png"/>
+                    <pic:cNvPr id="0" name="image9.png"/>
                     <pic:cNvPicPr preferRelativeResize="0"/>
                   </pic:nvPicPr>
                   <pic:blipFill>
@@ -7053,12 +8481,12 @@
           <wp:inline distB="114300" distT="114300" distL="114300" distR="114300">
             <wp:extent cx="5731200" cy="4660900"/>
             <wp:effectExtent b="0" l="0" r="0" t="0"/>
-            <wp:docPr id="31" name="image12.png"/>
+            <wp:docPr id="31" name="image6.png"/>
             <a:graphic>
               <a:graphicData uri="http://schemas.openxmlformats.org/drawingml/2006/picture">
                 <pic:pic>
                   <pic:nvPicPr>
-                    <pic:cNvPr id="0" name="image12.png"/>
+                    <pic:cNvPr id="0" name="image6.png"/>
                     <pic:cNvPicPr preferRelativeResize="0"/>
                   </pic:nvPicPr>
                   <pic:blipFill>
@@ -7118,8 +8546,8 @@
         <w:spacing w:line="276" w:lineRule="auto"/>
         <w:rPr/>
       </w:pPr>
-      <w:bookmarkStart w:colFirst="0" w:colLast="0" w:name="_heading=h.vi1wll2ccfgy" w:id="25"/>
-      <w:bookmarkEnd w:id="25"/>
+      <w:bookmarkStart w:colFirst="0" w:colLast="0" w:name="_heading=h.vi1wll2ccfgy" w:id="27"/>
+      <w:bookmarkEnd w:id="27"/>
       <w:r>
         <w:rPr>
           <w:rtl w:val="0"/>
@@ -7146,12 +8574,12 @@
           <wp:inline distB="114300" distT="114300" distL="114300" distR="114300">
             <wp:extent cx="5731200" cy="1841500"/>
             <wp:effectExtent b="0" l="0" r="0" t="0"/>
-            <wp:docPr id="28" name="image9.png"/>
+            <wp:docPr id="28" name="image8.png"/>
             <a:graphic>
               <a:graphicData uri="http://schemas.openxmlformats.org/drawingml/2006/picture">
                 <pic:pic>
                   <pic:nvPicPr>
-                    <pic:cNvPr id="0" name="image9.png"/>
+                    <pic:cNvPr id="0" name="image8.png"/>
                     <pic:cNvPicPr preferRelativeResize="0"/>
                   </pic:nvPicPr>
                   <pic:blipFill>
@@ -7198,12 +8626,12 @@
           <wp:inline distB="114300" distT="114300" distL="114300" distR="114300">
             <wp:extent cx="5731200" cy="4660900"/>
             <wp:effectExtent b="0" l="0" r="0" t="0"/>
-            <wp:docPr id="29" name="image13.png"/>
+            <wp:docPr id="29" name="image5.png"/>
             <a:graphic>
               <a:graphicData uri="http://schemas.openxmlformats.org/drawingml/2006/picture">
                 <pic:pic>
                   <pic:nvPicPr>
-                    <pic:cNvPr id="0" name="image13.png"/>
+                    <pic:cNvPr id="0" name="image5.png"/>
                     <pic:cNvPicPr preferRelativeResize="0"/>
                   </pic:nvPicPr>
                   <pic:blipFill>
@@ -7263,8 +8691,8 @@
         <w:spacing w:line="240" w:lineRule="auto"/>
         <w:rPr/>
       </w:pPr>
-      <w:bookmarkStart w:colFirst="0" w:colLast="0" w:name="_heading=h.7ojej9uialf5" w:id="26"/>
-      <w:bookmarkEnd w:id="26"/>
+      <w:bookmarkStart w:colFirst="0" w:colLast="0" w:name="_heading=h.7ojej9uialf5" w:id="28"/>
+      <w:bookmarkEnd w:id="28"/>
       <w:r>
         <w:rPr>
           <w:rtl w:val="0"/>
@@ -7280,8 +8708,8 @@
         <w:spacing w:line="240" w:lineRule="auto"/>
         <w:rPr/>
       </w:pPr>
-      <w:bookmarkStart w:colFirst="0" w:colLast="0" w:name="_heading=h.ux0n5fok3pdz" w:id="27"/>
-      <w:bookmarkEnd w:id="27"/>
+      <w:bookmarkStart w:colFirst="0" w:colLast="0" w:name="_heading=h.ux0n5fok3pdz" w:id="29"/>
+      <w:bookmarkEnd w:id="29"/>
       <w:r>
         <w:br w:type="page"/>
       </w:r>
@@ -7297,8 +8725,8 @@
         <w:spacing w:line="240" w:lineRule="auto"/>
         <w:rPr/>
       </w:pPr>
-      <w:bookmarkStart w:colFirst="0" w:colLast="0" w:name="_heading=h.xxe2zouumulc" w:id="28"/>
-      <w:bookmarkEnd w:id="28"/>
+      <w:bookmarkStart w:colFirst="0" w:colLast="0" w:name="_heading=h.xxe2zouumulc" w:id="30"/>
+      <w:bookmarkEnd w:id="30"/>
       <w:r>
         <w:rPr>
           <w:rtl w:val="0"/>
@@ -7314,8 +8742,8 @@
         <w:spacing w:line="240" w:lineRule="auto"/>
         <w:rPr/>
       </w:pPr>
-      <w:bookmarkStart w:colFirst="0" w:colLast="0" w:name="_heading=h.n436vkptbci2" w:id="29"/>
-      <w:bookmarkEnd w:id="29"/>
+      <w:bookmarkStart w:colFirst="0" w:colLast="0" w:name="_heading=h.n436vkptbci2" w:id="31"/>
+      <w:bookmarkEnd w:id="31"/>
       <w:r>
         <w:rPr>
           <w:rtl w:val="0"/>
@@ -7754,8 +9182,8 @@
         <w:spacing w:line="240" w:lineRule="auto"/>
         <w:rPr/>
       </w:pPr>
-      <w:bookmarkStart w:colFirst="0" w:colLast="0" w:name="_heading=h.atsowjp6ds5k" w:id="30"/>
-      <w:bookmarkEnd w:id="30"/>
+      <w:bookmarkStart w:colFirst="0" w:colLast="0" w:name="_heading=h.atsowjp6ds5k" w:id="32"/>
+      <w:bookmarkEnd w:id="32"/>
       <w:r>
         <w:rPr>
           <w:rtl w:val="0"/>
@@ -8306,12 +9734,12 @@
               <wp:extent cx="3916680" cy="1257300"/>
               <wp:effectExtent b="0" l="0" r="0" t="0"/>
               <wp:wrapNone/>
-              <wp:docPr id="22" name="image2.png"/>
+              <wp:docPr id="22" name="image10.png"/>
               <a:graphic>
                 <a:graphicData uri="http://schemas.openxmlformats.org/drawingml/2006/picture">
                   <pic:pic>
                     <pic:nvPicPr>
-                      <pic:cNvPr id="0" name="image2.png"/>
+                      <pic:cNvPr id="0" name="image10.png"/>
                       <pic:cNvPicPr preferRelativeResize="0"/>
                     </pic:nvPicPr>
                     <pic:blipFill>
@@ -8350,12 +9778,12 @@
           <wp:extent cx="2379980" cy="302895"/>
           <wp:effectExtent b="0" l="0" r="0" t="0"/>
           <wp:wrapSquare wrapText="bothSides" distB="0" distT="0" distL="114300" distR="114300"/>
-          <wp:docPr descr="Logo&#10;&#10;Description automatically generated" id="35" name="image15.png"/>
+          <wp:docPr descr="Logo&#10;&#10;Description automatically generated" id="35" name="image12.png"/>
           <a:graphic>
             <a:graphicData uri="http://schemas.openxmlformats.org/drawingml/2006/picture">
               <pic:pic>
                 <pic:nvPicPr>
-                  <pic:cNvPr descr="Logo&#10;&#10;Description automatically generated" id="0" name="image15.png"/>
+                  <pic:cNvPr descr="Logo&#10;&#10;Description automatically generated" id="0" name="image12.png"/>
                   <pic:cNvPicPr preferRelativeResize="0"/>
                 </pic:nvPicPr>
                 <pic:blipFill>
@@ -8526,12 +9954,12 @@
               <wp:extent cx="7553325" cy="1090974"/>
               <wp:effectExtent b="0" l="0" r="0" t="0"/>
               <wp:wrapNone/>
-              <wp:docPr id="26" name="image8.png"/>
+              <wp:docPr id="26" name="image15.png"/>
               <a:graphic>
                 <a:graphicData uri="http://schemas.openxmlformats.org/drawingml/2006/picture">
                   <pic:pic>
                     <pic:nvPicPr>
-                      <pic:cNvPr id="0" name="image8.png"/>
+                      <pic:cNvPr id="0" name="image15.png"/>
                       <pic:cNvPicPr preferRelativeResize="0"/>
                     </pic:nvPicPr>
                     <pic:blipFill>
@@ -8629,12 +10057,12 @@
               <wp:extent cx="7553325" cy="1090974"/>
               <wp:effectExtent b="0" l="0" r="0" t="0"/>
               <wp:wrapNone/>
-              <wp:docPr id="24" name="image6.png"/>
+              <wp:docPr id="24" name="image13.png"/>
               <a:graphic>
                 <a:graphicData uri="http://schemas.openxmlformats.org/drawingml/2006/picture">
                   <pic:pic>
                     <pic:nvPicPr>
-                      <pic:cNvPr id="0" name="image6.png"/>
+                      <pic:cNvPr id="0" name="image13.png"/>
                       <pic:cNvPicPr preferRelativeResize="0"/>
                     </pic:nvPicPr>
                     <pic:blipFill>
@@ -8778,12 +10206,12 @@
               <wp:extent cx="7553325" cy="1034284"/>
               <wp:effectExtent b="0" l="0" r="0" t="0"/>
               <wp:wrapNone/>
-              <wp:docPr id="25" name="image7.png"/>
+              <wp:docPr id="25" name="image14.png"/>
               <a:graphic>
                 <a:graphicData uri="http://schemas.openxmlformats.org/drawingml/2006/picture">
                   <pic:pic>
                     <pic:nvPicPr>
-                      <pic:cNvPr id="0" name="image7.png"/>
+                      <pic:cNvPr id="0" name="image14.png"/>
                       <pic:cNvPicPr preferRelativeResize="0"/>
                     </pic:nvPicPr>
                     <pic:blipFill>
@@ -8881,12 +10309,12 @@
               <wp:extent cx="7553325" cy="1034284"/>
               <wp:effectExtent b="0" l="0" r="0" t="0"/>
               <wp:wrapNone/>
-              <wp:docPr id="23" name="image3.png"/>
+              <wp:docPr id="23" name="image11.png"/>
               <a:graphic>
                 <a:graphicData uri="http://schemas.openxmlformats.org/drawingml/2006/picture">
                   <pic:pic>
                     <pic:nvPicPr>
-                      <pic:cNvPr id="0" name="image3.png"/>
+                      <pic:cNvPr id="0" name="image11.png"/>
                       <pic:cNvPicPr preferRelativeResize="0"/>
                     </pic:nvPicPr>
                     <pic:blipFill>
@@ -10907,7 +12335,7 @@
 
 <file path=customXML/item1.xml><?xml version="1.0" encoding="utf-8"?>
 <go:gDocsCustomXmlDataStorage xmlns:go="http://customooxmlschemas.google.com/" xmlns:r="http://schemas.openxmlformats.org/officeDocument/2006/relationships">
-  <go:docsCustomData xmlns:go="http://customooxmlschemas.google.com/" roundtripDataSignature="AMtx7mg7WkuBClyBYxzzmSZXQsRCRLUEOw==">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</go:docsCustomData>
+  <go:docsCustomData xmlns:go="http://customooxmlschemas.google.com/" roundtripDataSignature="AMtx7mip8h/gTS+C/9XK4aYSkBY0SKcc3A==">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</go:docsCustomData>
 </go:gDocsCustomXmlDataStorage>
 </file>
 
